--- a/fuentes/33130209_CF02_DU.docx
+++ b/fuentes/33130209_CF02_DU.docx
@@ -438,17 +438,14 @@
         </w:pBdr>
         <w:ind w:firstLine="1"/>
         <w:rPr>
-          <w:rFonts w:ascii="Calibri" w:hAnsi="Calibri"/>
-          <w:color w:val="000000" w:themeColor="text1"/>
-          <w:kern w:val="0"/>
-          <w14:ligatures w14:val="none"/>
-        </w:rPr>
-      </w:pPr>
-      <w:r>
-        <w:rPr>
           <w:rStyle w:val="TablaCar"/>
         </w:rPr>
-        <w:t>Este componente aborda la gestión, implementación y fortalecimiento de estrategias de participación social en salud, enfocándose en la articulación de actores, el diseño de metodologías, la comunicación, la educación y el control social, con el fin de promover una participación efectiva en la toma de decisiones y en la garantía del derecho a la salud.</w:t>
+      </w:pPr>
+      <w:r>
+        <w:rPr>
+          <w:rStyle w:val="TablaCar"/>
+        </w:rPr>
+        <w:t>Este componente aborda la implementación y el fortalecimiento de estrategias de participación ciudadana en salud, mediante la articulación de actores, la aplicación de metodologías, la educación, la comunicación y el control social. Estos elementos permiten organizar las acciones, administrar los recursos y realizar su seguimiento, con el fin de promover una participación efectiva en la toma de decisiones y contribuir a la garantía del derecho a la salud.</w:t>
       </w:r>
     </w:p>
     <w:p>
@@ -548,7 +545,7 @@
           <w:r>
             <w:fldChar w:fldCharType="separate"/>
           </w:r>
-          <w:hyperlink w:anchor="_Toc232504706" w:history="1">
+          <w:hyperlink w:anchor="_Toc235519693" w:history="1">
             <w:r>
               <w:rPr>
                 <w:rStyle w:val="Hipervnculo"/>
@@ -575,7 +572,7 @@
                 <w:noProof/>
                 <w:webHidden/>
               </w:rPr>
-              <w:instrText xml:space="preserve"> PAGEREF _Toc232504706 \h </w:instrText>
+              <w:instrText xml:space="preserve"> PAGEREF _Toc235519693 \h </w:instrText>
             </w:r>
             <w:r>
               <w:rPr>
@@ -621,13 +618,13 @@
               <w14:ligatures w14:val="none"/>
             </w:rPr>
           </w:pPr>
-          <w:hyperlink w:anchor="_Toc232504707" w:history="1">
+          <w:hyperlink w:anchor="_Toc235519694" w:history="1">
             <w:r>
               <w:rPr>
                 <w:rStyle w:val="Hipervnculo"/>
                 <w:noProof/>
               </w:rPr>
-              <w:t>1. Gestión de la participación en salud</w:t>
+              <w:t>1. Organización de la participación social en salud</w:t>
             </w:r>
             <w:r>
               <w:rPr>
@@ -648,7 +645,7 @@
                 <w:noProof/>
                 <w:webHidden/>
               </w:rPr>
-              <w:instrText xml:space="preserve"> PAGEREF _Toc232504707 \h </w:instrText>
+              <w:instrText xml:space="preserve"> PAGEREF _Toc235519694 \h </w:instrText>
             </w:r>
             <w:r>
               <w:rPr>
@@ -694,7 +691,7 @@
               <w14:ligatures w14:val="none"/>
             </w:rPr>
           </w:pPr>
-          <w:hyperlink w:anchor="_Toc232504708" w:history="1">
+          <w:hyperlink w:anchor="_Toc235519695" w:history="1">
             <w:r>
               <w:rPr>
                 <w:rStyle w:val="Hipervnculo"/>
@@ -721,7 +718,7 @@
                 <w:noProof/>
                 <w:webHidden/>
               </w:rPr>
-              <w:instrText xml:space="preserve"> PAGEREF _Toc232504708 \h </w:instrText>
+              <w:instrText xml:space="preserve"> PAGEREF _Toc235519695 \h </w:instrText>
             </w:r>
             <w:r>
               <w:rPr>
@@ -767,7 +764,7 @@
               <w14:ligatures w14:val="none"/>
             </w:rPr>
           </w:pPr>
-          <w:hyperlink w:anchor="_Toc232504709" w:history="1">
+          <w:hyperlink w:anchor="_Toc235519696" w:history="1">
             <w:r>
               <w:rPr>
                 <w:rStyle w:val="Hipervnculo"/>
@@ -794,7 +791,7 @@
                 <w:noProof/>
                 <w:webHidden/>
               </w:rPr>
-              <w:instrText xml:space="preserve"> PAGEREF _Toc232504709 \h </w:instrText>
+              <w:instrText xml:space="preserve"> PAGEREF _Toc235519696 \h </w:instrText>
             </w:r>
             <w:r>
               <w:rPr>
@@ -840,7 +837,7 @@
               <w14:ligatures w14:val="none"/>
             </w:rPr>
           </w:pPr>
-          <w:hyperlink w:anchor="_Toc232504710" w:history="1">
+          <w:hyperlink w:anchor="_Toc235519697" w:history="1">
             <w:r>
               <w:rPr>
                 <w:rStyle w:val="Hipervnculo"/>
@@ -867,7 +864,7 @@
                 <w:noProof/>
                 <w:webHidden/>
               </w:rPr>
-              <w:instrText xml:space="preserve"> PAGEREF _Toc232504710 \h </w:instrText>
+              <w:instrText xml:space="preserve"> PAGEREF _Toc235519697 \h </w:instrText>
             </w:r>
             <w:r>
               <w:rPr>
@@ -913,7 +910,7 @@
               <w14:ligatures w14:val="none"/>
             </w:rPr>
           </w:pPr>
-          <w:hyperlink w:anchor="_Toc232504711" w:history="1">
+          <w:hyperlink w:anchor="_Toc235519698" w:history="1">
             <w:r>
               <w:rPr>
                 <w:rStyle w:val="Hipervnculo"/>
@@ -940,7 +937,7 @@
                 <w:noProof/>
                 <w:webHidden/>
               </w:rPr>
-              <w:instrText xml:space="preserve"> PAGEREF _Toc232504711 \h </w:instrText>
+              <w:instrText xml:space="preserve"> PAGEREF _Toc235519698 \h </w:instrText>
             </w:r>
             <w:r>
               <w:rPr>
@@ -986,7 +983,7 @@
               <w14:ligatures w14:val="none"/>
             </w:rPr>
           </w:pPr>
-          <w:hyperlink w:anchor="_Toc232504712" w:history="1">
+          <w:hyperlink w:anchor="_Toc235519699" w:history="1">
             <w:r>
               <w:rPr>
                 <w:rStyle w:val="Hipervnculo"/>
@@ -1013,7 +1010,7 @@
                 <w:noProof/>
                 <w:webHidden/>
               </w:rPr>
-              <w:instrText xml:space="preserve"> PAGEREF _Toc232504712 \h </w:instrText>
+              <w:instrText xml:space="preserve"> PAGEREF _Toc235519699 \h </w:instrText>
             </w:r>
             <w:r>
               <w:rPr>
@@ -1059,7 +1056,7 @@
               <w14:ligatures w14:val="none"/>
             </w:rPr>
           </w:pPr>
-          <w:hyperlink w:anchor="_Toc232504713" w:history="1">
+          <w:hyperlink w:anchor="_Toc235519700" w:history="1">
             <w:r>
               <w:rPr>
                 <w:rStyle w:val="Hipervnculo"/>
@@ -1086,7 +1083,7 @@
                 <w:noProof/>
                 <w:webHidden/>
               </w:rPr>
-              <w:instrText xml:space="preserve"> PAGEREF _Toc232504713 \h </w:instrText>
+              <w:instrText xml:space="preserve"> PAGEREF _Toc235519700 \h </w:instrText>
             </w:r>
             <w:r>
               <w:rPr>
@@ -1132,7 +1129,7 @@
               <w14:ligatures w14:val="none"/>
             </w:rPr>
           </w:pPr>
-          <w:hyperlink w:anchor="_Toc232504714" w:history="1">
+          <w:hyperlink w:anchor="_Toc235519701" w:history="1">
             <w:r>
               <w:rPr>
                 <w:rStyle w:val="Hipervnculo"/>
@@ -1159,7 +1156,7 @@
                 <w:noProof/>
                 <w:webHidden/>
               </w:rPr>
-              <w:instrText xml:space="preserve"> PAGEREF _Toc232504714 \h </w:instrText>
+              <w:instrText xml:space="preserve"> PAGEREF _Toc235519701 \h </w:instrText>
             </w:r>
             <w:r>
               <w:rPr>
@@ -1205,7 +1202,7 @@
               <w14:ligatures w14:val="none"/>
             </w:rPr>
           </w:pPr>
-          <w:hyperlink w:anchor="_Toc232504715" w:history="1">
+          <w:hyperlink w:anchor="_Toc235519702" w:history="1">
             <w:r>
               <w:rPr>
                 <w:rStyle w:val="Hipervnculo"/>
@@ -1232,7 +1229,7 @@
                 <w:noProof/>
                 <w:webHidden/>
               </w:rPr>
-              <w:instrText xml:space="preserve"> PAGEREF _Toc232504715 \h </w:instrText>
+              <w:instrText xml:space="preserve"> PAGEREF _Toc235519702 \h </w:instrText>
             </w:r>
             <w:r>
               <w:rPr>
@@ -1278,7 +1275,7 @@
               <w14:ligatures w14:val="none"/>
             </w:rPr>
           </w:pPr>
-          <w:hyperlink w:anchor="_Toc232504716" w:history="1">
+          <w:hyperlink w:anchor="_Toc235519703" w:history="1">
             <w:r>
               <w:rPr>
                 <w:rStyle w:val="Hipervnculo"/>
@@ -1305,7 +1302,7 @@
                 <w:noProof/>
                 <w:webHidden/>
               </w:rPr>
-              <w:instrText xml:space="preserve"> PAGEREF _Toc232504716 \h </w:instrText>
+              <w:instrText xml:space="preserve"> PAGEREF _Toc235519703 \h </w:instrText>
             </w:r>
             <w:r>
               <w:rPr>
@@ -1351,7 +1348,7 @@
               <w14:ligatures w14:val="none"/>
             </w:rPr>
           </w:pPr>
-          <w:hyperlink w:anchor="_Toc232504717" w:history="1">
+          <w:hyperlink w:anchor="_Toc235519704" w:history="1">
             <w:r>
               <w:rPr>
                 <w:rStyle w:val="Hipervnculo"/>
@@ -1378,7 +1375,7 @@
                 <w:noProof/>
                 <w:webHidden/>
               </w:rPr>
-              <w:instrText xml:space="preserve"> PAGEREF _Toc232504717 \h </w:instrText>
+              <w:instrText xml:space="preserve"> PAGEREF _Toc235519704 \h </w:instrText>
             </w:r>
             <w:r>
               <w:rPr>
@@ -1424,7 +1421,7 @@
               <w14:ligatures w14:val="none"/>
             </w:rPr>
           </w:pPr>
-          <w:hyperlink w:anchor="_Toc232504718" w:history="1">
+          <w:hyperlink w:anchor="_Toc235519705" w:history="1">
             <w:r>
               <w:rPr>
                 <w:rStyle w:val="Hipervnculo"/>
@@ -1451,7 +1448,7 @@
                 <w:noProof/>
                 <w:webHidden/>
               </w:rPr>
-              <w:instrText xml:space="preserve"> PAGEREF _Toc232504718 \h </w:instrText>
+              <w:instrText xml:space="preserve"> PAGEREF _Toc235519705 \h </w:instrText>
             </w:r>
             <w:r>
               <w:rPr>
@@ -1497,7 +1494,7 @@
               <w14:ligatures w14:val="none"/>
             </w:rPr>
           </w:pPr>
-          <w:hyperlink w:anchor="_Toc232504719" w:history="1">
+          <w:hyperlink w:anchor="_Toc235519706" w:history="1">
             <w:r>
               <w:rPr>
                 <w:rStyle w:val="Hipervnculo"/>
@@ -1524,7 +1521,7 @@
                 <w:noProof/>
                 <w:webHidden/>
               </w:rPr>
-              <w:instrText xml:space="preserve"> PAGEREF _Toc232504719 \h </w:instrText>
+              <w:instrText xml:space="preserve"> PAGEREF _Toc235519706 \h </w:instrText>
             </w:r>
             <w:r>
               <w:rPr>
@@ -1570,7 +1567,7 @@
               <w14:ligatures w14:val="none"/>
             </w:rPr>
           </w:pPr>
-          <w:hyperlink w:anchor="_Toc232504720" w:history="1">
+          <w:hyperlink w:anchor="_Toc235519707" w:history="1">
             <w:r>
               <w:rPr>
                 <w:rStyle w:val="Hipervnculo"/>
@@ -1597,7 +1594,7 @@
                 <w:noProof/>
                 <w:webHidden/>
               </w:rPr>
-              <w:instrText xml:space="preserve"> PAGEREF _Toc232504720 \h </w:instrText>
+              <w:instrText xml:space="preserve"> PAGEREF _Toc235519707 \h </w:instrText>
             </w:r>
             <w:r>
               <w:rPr>
@@ -1643,7 +1640,7 @@
               <w14:ligatures w14:val="none"/>
             </w:rPr>
           </w:pPr>
-          <w:hyperlink w:anchor="_Toc232504721" w:history="1">
+          <w:hyperlink w:anchor="_Toc235519708" w:history="1">
             <w:r>
               <w:rPr>
                 <w:rStyle w:val="Hipervnculo"/>
@@ -1670,7 +1667,7 @@
                 <w:noProof/>
                 <w:webHidden/>
               </w:rPr>
-              <w:instrText xml:space="preserve"> PAGEREF _Toc232504721 \h </w:instrText>
+              <w:instrText xml:space="preserve"> PAGEREF _Toc235519708 \h </w:instrText>
             </w:r>
             <w:r>
               <w:rPr>
@@ -1716,7 +1713,7 @@
               <w14:ligatures w14:val="none"/>
             </w:rPr>
           </w:pPr>
-          <w:hyperlink w:anchor="_Toc232504722" w:history="1">
+          <w:hyperlink w:anchor="_Toc235519709" w:history="1">
             <w:r>
               <w:rPr>
                 <w:rStyle w:val="Hipervnculo"/>
@@ -1743,7 +1740,7 @@
                 <w:noProof/>
                 <w:webHidden/>
               </w:rPr>
-              <w:instrText xml:space="preserve"> PAGEREF _Toc232504722 \h </w:instrText>
+              <w:instrText xml:space="preserve"> PAGEREF _Toc235519709 \h </w:instrText>
             </w:r>
             <w:r>
               <w:rPr>
@@ -1789,7 +1786,7 @@
               <w14:ligatures w14:val="none"/>
             </w:rPr>
           </w:pPr>
-          <w:hyperlink w:anchor="_Toc232504723" w:history="1">
+          <w:hyperlink w:anchor="_Toc235519710" w:history="1">
             <w:r>
               <w:rPr>
                 <w:rStyle w:val="Hipervnculo"/>
@@ -1816,7 +1813,7 @@
                 <w:noProof/>
                 <w:webHidden/>
               </w:rPr>
-              <w:instrText xml:space="preserve"> PAGEREF _Toc232504723 \h </w:instrText>
+              <w:instrText xml:space="preserve"> PAGEREF _Toc235519710 \h </w:instrText>
             </w:r>
             <w:r>
               <w:rPr>
@@ -1862,7 +1859,7 @@
               <w14:ligatures w14:val="none"/>
             </w:rPr>
           </w:pPr>
-          <w:hyperlink w:anchor="_Toc232504724" w:history="1">
+          <w:hyperlink w:anchor="_Toc235519711" w:history="1">
             <w:r>
               <w:rPr>
                 <w:rStyle w:val="Hipervnculo"/>
@@ -1889,7 +1886,7 @@
                 <w:noProof/>
                 <w:webHidden/>
               </w:rPr>
-              <w:instrText xml:space="preserve"> PAGEREF _Toc232504724 \h </w:instrText>
+              <w:instrText xml:space="preserve"> PAGEREF _Toc235519711 \h </w:instrText>
             </w:r>
             <w:r>
               <w:rPr>
@@ -1935,7 +1932,7 @@
               <w14:ligatures w14:val="none"/>
             </w:rPr>
           </w:pPr>
-          <w:hyperlink w:anchor="_Toc232504725" w:history="1">
+          <w:hyperlink w:anchor="_Toc235519712" w:history="1">
             <w:r>
               <w:rPr>
                 <w:rStyle w:val="Hipervnculo"/>
@@ -1962,7 +1959,7 @@
                 <w:noProof/>
                 <w:webHidden/>
               </w:rPr>
-              <w:instrText xml:space="preserve"> PAGEREF _Toc232504725 \h </w:instrText>
+              <w:instrText xml:space="preserve"> PAGEREF _Toc235519712 \h </w:instrText>
             </w:r>
             <w:r>
               <w:rPr>
@@ -2008,7 +2005,7 @@
               <w14:ligatures w14:val="none"/>
             </w:rPr>
           </w:pPr>
-          <w:hyperlink w:anchor="_Toc232504726" w:history="1">
+          <w:hyperlink w:anchor="_Toc235519713" w:history="1">
             <w:r>
               <w:rPr>
                 <w:rStyle w:val="Hipervnculo"/>
@@ -2035,7 +2032,7 @@
                 <w:noProof/>
                 <w:webHidden/>
               </w:rPr>
-              <w:instrText xml:space="preserve"> PAGEREF _Toc232504726 \h </w:instrText>
+              <w:instrText xml:space="preserve"> PAGEREF _Toc235519713 \h </w:instrText>
             </w:r>
             <w:r>
               <w:rPr>
@@ -2081,7 +2078,7 @@
               <w14:ligatures w14:val="none"/>
             </w:rPr>
           </w:pPr>
-          <w:hyperlink w:anchor="_Toc232504727" w:history="1">
+          <w:hyperlink w:anchor="_Toc235519714" w:history="1">
             <w:r>
               <w:rPr>
                 <w:rStyle w:val="Hipervnculo"/>
@@ -2108,7 +2105,7 @@
                 <w:noProof/>
                 <w:webHidden/>
               </w:rPr>
-              <w:instrText xml:space="preserve"> PAGEREF _Toc232504727 \h </w:instrText>
+              <w:instrText xml:space="preserve"> PAGEREF _Toc235519714 \h </w:instrText>
             </w:r>
             <w:r>
               <w:rPr>
@@ -2154,7 +2151,7 @@
               <w14:ligatures w14:val="none"/>
             </w:rPr>
           </w:pPr>
-          <w:hyperlink w:anchor="_Toc232504728" w:history="1">
+          <w:hyperlink w:anchor="_Toc235519715" w:history="1">
             <w:r>
               <w:rPr>
                 <w:rStyle w:val="Hipervnculo"/>
@@ -2181,7 +2178,7 @@
                 <w:noProof/>
                 <w:webHidden/>
               </w:rPr>
-              <w:instrText xml:space="preserve"> PAGEREF _Toc232504728 \h </w:instrText>
+              <w:instrText xml:space="preserve"> PAGEREF _Toc235519715 \h </w:instrText>
             </w:r>
             <w:r>
               <w:rPr>
@@ -2227,7 +2224,7 @@
               <w14:ligatures w14:val="none"/>
             </w:rPr>
           </w:pPr>
-          <w:hyperlink w:anchor="_Toc232504729" w:history="1">
+          <w:hyperlink w:anchor="_Toc235519716" w:history="1">
             <w:r>
               <w:rPr>
                 <w:rStyle w:val="Hipervnculo"/>
@@ -2254,7 +2251,7 @@
                 <w:noProof/>
                 <w:webHidden/>
               </w:rPr>
-              <w:instrText xml:space="preserve"> PAGEREF _Toc232504729 \h </w:instrText>
+              <w:instrText xml:space="preserve"> PAGEREF _Toc235519716 \h </w:instrText>
             </w:r>
             <w:r>
               <w:rPr>
@@ -2300,7 +2297,7 @@
               <w14:ligatures w14:val="none"/>
             </w:rPr>
           </w:pPr>
-          <w:hyperlink w:anchor="_Toc232504730" w:history="1">
+          <w:hyperlink w:anchor="_Toc235519717" w:history="1">
             <w:r>
               <w:rPr>
                 <w:rStyle w:val="Hipervnculo"/>
@@ -2327,7 +2324,7 @@
                 <w:noProof/>
                 <w:webHidden/>
               </w:rPr>
-              <w:instrText xml:space="preserve"> PAGEREF _Toc232504730 \h </w:instrText>
+              <w:instrText xml:space="preserve"> PAGEREF _Toc235519717 \h </w:instrText>
             </w:r>
             <w:r>
               <w:rPr>
@@ -2373,7 +2370,7 @@
               <w14:ligatures w14:val="none"/>
             </w:rPr>
           </w:pPr>
-          <w:hyperlink w:anchor="_Toc232504731" w:history="1">
+          <w:hyperlink w:anchor="_Toc235519718" w:history="1">
             <w:r>
               <w:rPr>
                 <w:rStyle w:val="Hipervnculo"/>
@@ -2400,7 +2397,7 @@
                 <w:noProof/>
                 <w:webHidden/>
               </w:rPr>
-              <w:instrText xml:space="preserve"> PAGEREF _Toc232504731 \h </w:instrText>
+              <w:instrText xml:space="preserve"> PAGEREF _Toc235519718 \h </w:instrText>
             </w:r>
             <w:r>
               <w:rPr>
@@ -2446,7 +2443,7 @@
               <w14:ligatures w14:val="none"/>
             </w:rPr>
           </w:pPr>
-          <w:hyperlink w:anchor="_Toc232504732" w:history="1">
+          <w:hyperlink w:anchor="_Toc235519719" w:history="1">
             <w:r>
               <w:rPr>
                 <w:rStyle w:val="Hipervnculo"/>
@@ -2473,7 +2470,7 @@
                 <w:noProof/>
                 <w:webHidden/>
               </w:rPr>
-              <w:instrText xml:space="preserve"> PAGEREF _Toc232504732 \h </w:instrText>
+              <w:instrText xml:space="preserve"> PAGEREF _Toc235519719 \h </w:instrText>
             </w:r>
             <w:r>
               <w:rPr>
@@ -2519,7 +2516,7 @@
               <w14:ligatures w14:val="none"/>
             </w:rPr>
           </w:pPr>
-          <w:hyperlink w:anchor="_Toc232504733" w:history="1">
+          <w:hyperlink w:anchor="_Toc235519720" w:history="1">
             <w:r>
               <w:rPr>
                 <w:rStyle w:val="Hipervnculo"/>
@@ -2546,7 +2543,7 @@
                 <w:noProof/>
                 <w:webHidden/>
               </w:rPr>
-              <w:instrText xml:space="preserve"> PAGEREF _Toc232504733 \h </w:instrText>
+              <w:instrText xml:space="preserve"> PAGEREF _Toc235519720 \h </w:instrText>
             </w:r>
             <w:r>
               <w:rPr>
@@ -2592,7 +2589,7 @@
               <w14:ligatures w14:val="none"/>
             </w:rPr>
           </w:pPr>
-          <w:hyperlink w:anchor="_Toc232504734" w:history="1">
+          <w:hyperlink w:anchor="_Toc235519721" w:history="1">
             <w:r>
               <w:rPr>
                 <w:rStyle w:val="Hipervnculo"/>
@@ -2619,7 +2616,7 @@
                 <w:noProof/>
                 <w:webHidden/>
               </w:rPr>
-              <w:instrText xml:space="preserve"> PAGEREF _Toc232504734 \h </w:instrText>
+              <w:instrText xml:space="preserve"> PAGEREF _Toc235519721 \h </w:instrText>
             </w:r>
             <w:r>
               <w:rPr>
@@ -2665,7 +2662,7 @@
               <w14:ligatures w14:val="none"/>
             </w:rPr>
           </w:pPr>
-          <w:hyperlink w:anchor="_Toc232504735" w:history="1">
+          <w:hyperlink w:anchor="_Toc235519722" w:history="1">
             <w:r>
               <w:rPr>
                 <w:rStyle w:val="Hipervnculo"/>
@@ -2692,7 +2689,7 @@
                 <w:noProof/>
                 <w:webHidden/>
               </w:rPr>
-              <w:instrText xml:space="preserve"> PAGEREF _Toc232504735 \h </w:instrText>
+              <w:instrText xml:space="preserve"> PAGEREF _Toc235519722 \h </w:instrText>
             </w:r>
             <w:r>
               <w:rPr>
@@ -2738,7 +2735,7 @@
               <w14:ligatures w14:val="none"/>
             </w:rPr>
           </w:pPr>
-          <w:hyperlink w:anchor="_Toc232504736" w:history="1">
+          <w:hyperlink w:anchor="_Toc235519723" w:history="1">
             <w:r>
               <w:rPr>
                 <w:rStyle w:val="Hipervnculo"/>
@@ -2765,7 +2762,7 @@
                 <w:noProof/>
                 <w:webHidden/>
               </w:rPr>
-              <w:instrText xml:space="preserve"> PAGEREF _Toc232504736 \h </w:instrText>
+              <w:instrText xml:space="preserve"> PAGEREF _Toc235519723 \h </w:instrText>
             </w:r>
             <w:r>
               <w:rPr>
@@ -2811,7 +2808,7 @@
               <w14:ligatures w14:val="none"/>
             </w:rPr>
           </w:pPr>
-          <w:hyperlink w:anchor="_Toc232504737" w:history="1">
+          <w:hyperlink w:anchor="_Toc235519724" w:history="1">
             <w:r>
               <w:rPr>
                 <w:rStyle w:val="Hipervnculo"/>
@@ -2838,7 +2835,7 @@
                 <w:noProof/>
                 <w:webHidden/>
               </w:rPr>
-              <w:instrText xml:space="preserve"> PAGEREF _Toc232504737 \h </w:instrText>
+              <w:instrText xml:space="preserve"> PAGEREF _Toc235519724 \h </w:instrText>
             </w:r>
             <w:r>
               <w:rPr>
@@ -2884,7 +2881,7 @@
               <w14:ligatures w14:val="none"/>
             </w:rPr>
           </w:pPr>
-          <w:hyperlink w:anchor="_Toc232504738" w:history="1">
+          <w:hyperlink w:anchor="_Toc235519725" w:history="1">
             <w:r>
               <w:rPr>
                 <w:rStyle w:val="Hipervnculo"/>
@@ -2911,7 +2908,7 @@
                 <w:noProof/>
                 <w:webHidden/>
               </w:rPr>
-              <w:instrText xml:space="preserve"> PAGEREF _Toc232504738 \h </w:instrText>
+              <w:instrText xml:space="preserve"> PAGEREF _Toc235519725 \h </w:instrText>
             </w:r>
             <w:r>
               <w:rPr>
@@ -2959,7 +2956,7 @@
       <w:pPr>
         <w:pStyle w:val="Titulosgenerales"/>
       </w:pPr>
-      <w:bookmarkStart w:id="0" w:name="_Toc232504706"/>
+      <w:bookmarkStart w:id="0" w:name="_Toc235519693"/>
       <w:r>
         <w:lastRenderedPageBreak/>
         <w:t>Introducción</w:t>
@@ -2968,7 +2965,7 @@
     </w:p>
     <w:p>
       <w:r>
-        <w:t>La gestión de la participación social en salud representa un componente estratégico para consolidar sistemas de salud más equitativos, eficientes y centrados en las necesidades de la población. Desde los fundamentos normativos de la participación social en salud, este contenido aborda la forma en que la participación se organiza, se gestiona y se implementa en los territorios mediante estrategias, metodologías y mecanismos concretos.</w:t>
+        <w:t xml:space="preserve">La implementación y el fortalecimiento de la participación ciudadana en salud constituyen procesos estratégicos para consolidar sistemas de salud más equitativos, eficientes y centrados en las necesidades de la población. A partir de los fundamentos normativos de la participación social en salud, este componente aborda la organización y el desarrollo de acciones participativas en los territorios mediante estrategias, metodologías y mecanismos concretos. </w:t>
       </w:r>
     </w:p>
     <w:p>
@@ -3186,10 +3183,10 @@
       <w:pPr>
         <w:pStyle w:val="Ttulo1"/>
       </w:pPr>
-      <w:bookmarkStart w:id="1" w:name="_Toc232504707"/>
+      <w:bookmarkStart w:id="1" w:name="_Toc235519694"/>
       <w:r>
         <w:lastRenderedPageBreak/>
-        <w:t>Gestión de la participación en salud</w:t>
+        <w:t>Organización de la participación social en salud</w:t>
       </w:r>
       <w:bookmarkEnd w:id="1"/>
     </w:p>
@@ -3203,33 +3200,33 @@
         <w:rPr>
           <w:lang w:val="es-419" w:eastAsia="es-CO"/>
         </w:rPr>
-        <w:t>La gestión de la participación en salud se configura como un proceso sistemático orientado a planificar, organizar y dinamizar la intervención de la ciudadanía en los asuntos relacionados con el sistema de salud. Este proceso implica estructurar mecanismos y estrategias que permitan la interacción efectiva entre la comunidad, las organizaciones sociales y las instituciones, con el fin de incidir en la toma de decisiones y en la gestión de los servicios de salud (Ministerio de Salud y Protección Social, 2017).</w:t>
-      </w:r>
-    </w:p>
-    <w:p>
-      <w:pPr>
-        <w:rPr>
-          <w:lang w:val="es-419" w:eastAsia="es-CO"/>
-        </w:rPr>
-      </w:pPr>
-      <w:r>
-        <w:rPr>
-          <w:lang w:val="es-419" w:eastAsia="es-CO"/>
-        </w:rPr>
-        <w:t xml:space="preserve"> Desde esta perspectiva, la gestión trasciende la promoción de la participación como un ejercicio aislado, para consolidarse como una función estratégica que articula actores, recursos y metodologías en contextos territoriales específicos. Su desarrollo requiere la identificación de necesidades, la priorización de problemáticas y la construcción de respuestas colectivas, garantizando condiciones para una participación informada, organizada y con capacidad de incidencia.</w:t>
-      </w:r>
-    </w:p>
-    <w:p>
-      <w:pPr>
-        <w:rPr>
-          <w:lang w:val="es-419" w:eastAsia="es-CO"/>
-        </w:rPr>
-      </w:pPr>
-      <w:r>
-        <w:rPr>
-          <w:lang w:val="es-419" w:eastAsia="es-CO"/>
-        </w:rPr>
-        <w:t xml:space="preserve"> La gestión de la participación en salud fortalece la relación entre la ciudadanía, las instituciones y las organizaciones sociales. Su propósito es organizar procesos participativos que permitan tomar decisiones más transparentes, pertinentes y orientadas a las necesidades reales de la población. Para comprender su aporte, se destacan los siguientes aspectos:</w:t>
+        <w:t xml:space="preserve">La organización de la participación social en salud es un proceso sistemático que permite planificar, coordinar y desarrollar la intervención de la ciudadanía en los asuntos relacionados con el sistema de salud. Este proceso establece mecanismos y estrategias para facilitar la interacción entre la comunidad, las organizaciones sociales y las instituciones, con el propósito de incidir en la toma de decisiones y contribuir al mejoramiento de los servicios de salud (Ministerio de Salud y Protección Social, 2017). </w:t>
+      </w:r>
+    </w:p>
+    <w:p>
+      <w:pPr>
+        <w:rPr>
+          <w:lang w:val="es-419" w:eastAsia="es-CO"/>
+        </w:rPr>
+      </w:pPr>
+      <w:r>
+        <w:rPr>
+          <w:lang w:val="es-419" w:eastAsia="es-CO"/>
+        </w:rPr>
+        <w:t xml:space="preserve">Desde esta perspectiva, la organización de la participación trasciende la realización de acciones aisladas, pues articula actores, recursos y metodologías de acuerdo con las características de cada territorio. Su desarrollo requiere identificar necesidades, priorizar problemáticas y construir respuestas colectivas que favorezcan una participación informada, organizada y con capacidad de incidencia. </w:t>
+      </w:r>
+    </w:p>
+    <w:p>
+      <w:pPr>
+        <w:rPr>
+          <w:lang w:val="es-419" w:eastAsia="es-CO"/>
+        </w:rPr>
+      </w:pPr>
+      <w:r>
+        <w:rPr>
+          <w:lang w:val="es-419" w:eastAsia="es-CO"/>
+        </w:rPr>
+        <w:t xml:space="preserve">La organización de la participación social en salud fortalece la relación entre la ciudadanía, las instituciones y las organizaciones sociales. Su propósito es facilitar procesos participativos que permitan tomar decisiones transparentes, pertinentes y acordes con las necesidades de la población. Para comprender su aporte, se destacan los siguientes aspectos: </w:t>
       </w:r>
     </w:p>
     <w:p>
@@ -3260,13 +3257,6 @@
     </w:p>
     <w:p>
       <w:pPr>
-        <w:rPr>
-          <w:lang w:val="es-419" w:eastAsia="es-CO"/>
-        </w:rPr>
-      </w:pPr>
-    </w:p>
-    <w:p>
-      <w:pPr>
         <w:pStyle w:val="Prrafodelista"/>
         <w:numPr>
           <w:ilvl w:val="0"/>
@@ -3282,7 +3272,6 @@
           <w:bCs/>
           <w:lang w:val="es-419" w:eastAsia="es-CO"/>
         </w:rPr>
-        <w:lastRenderedPageBreak/>
         <w:t>Diálogo y concertación:</w:t>
       </w:r>
       <w:r>
@@ -3309,6 +3298,7 @@
           <w:bCs/>
           <w:lang w:val="es-419" w:eastAsia="es-CO"/>
         </w:rPr>
+        <w:lastRenderedPageBreak/>
         <w:t>Control social:</w:t>
       </w:r>
       <w:r>
@@ -3407,7 +3397,7 @@
       <w:pPr>
         <w:pStyle w:val="Ttulo2"/>
       </w:pPr>
-      <w:bookmarkStart w:id="2" w:name="_Toc232504708"/>
+      <w:bookmarkStart w:id="2" w:name="_Toc235519695"/>
       <w:r>
         <w:t>Concepto y alcance</w:t>
       </w:r>
@@ -3423,14 +3413,14 @@
         <w:rPr>
           <w:lang w:val="es-419" w:eastAsia="es-CO"/>
         </w:rPr>
-        <w:t xml:space="preserve">La gestión de la participación en salud comprende el conjunto de acciones orientadas a planificar, coordinar y evaluar los procesos mediante los cuales la </w:t>
+        <w:t xml:space="preserve">La gestión de la participación en salud comprende el conjunto de acciones orientadas a planificar, coordinar y evaluar los procesos mediante los cuales la ciudadanía interviene en el sistema de salud. Su alcance involucra la organización de actores, la definición de estrategias y la implementación de mecanismos que posibiliten </w:t>
       </w:r>
       <w:r>
         <w:rPr>
           <w:lang w:val="es-419" w:eastAsia="es-CO"/>
         </w:rPr>
         <w:lastRenderedPageBreak/>
-        <w:t>ciudadanía interviene en el sistema de salud. Su alcance involucra la organización de actores, la definición de estrategias y la implementación de mecanismos que posibiliten la incidencia en la toma de decisiones, en coherencia con la Política de Participación Social en Salud (Ministerio de Salud y Protección Social, 2017).</w:t>
+        <w:t>la incidencia en la toma de decisiones, en coherencia con la Política de Participación Social en Salud (Ministerio de Salud y Protección Social, 2017).</w:t>
       </w:r>
     </w:p>
     <w:p>
@@ -3515,14 +3505,20 @@
           <w:bCs/>
           <w:lang w:val="es-419" w:eastAsia="es-CO"/>
         </w:rPr>
+        <w:t>Nivel territorial:</w:t>
+      </w:r>
+      <w:r>
+        <w:rPr>
+          <w:lang w:val="es-419" w:eastAsia="es-CO"/>
+        </w:rPr>
+        <w:t xml:space="preserve"> integra las dinámicas comunitarias e institucionales en el marco de la planeación y gestión pública. Este nivel permite articular la </w:t>
+      </w:r>
+      <w:r>
+        <w:rPr>
+          <w:lang w:val="es-419" w:eastAsia="es-CO"/>
+        </w:rPr>
         <w:lastRenderedPageBreak/>
-        <w:t>Nivel territorial:</w:t>
-      </w:r>
-      <w:r>
-        <w:rPr>
-          <w:lang w:val="es-419" w:eastAsia="es-CO"/>
-        </w:rPr>
-        <w:t xml:space="preserve"> integra las dinámicas comunitarias e institucionales en el marco de la planeación y gestión pública. Este nivel permite articular la participación social con los planes de desarrollo, las políticas locales y los mecanismos de control social, favoreciendo decisiones pertinentes al contexto. Ejemplo: un consejo territorial de salud acuerda acciones entre instituciones y líderes para mejorar la atención en zonas rurales de difícil acceso.</w:t>
+        <w:t>participación social con los planes de desarrollo, las políticas locales y los mecanismos de control social, favoreciendo decisiones pertinentes al contexto. Ejemplo: un consejo territorial de salud acuerda acciones entre instituciones y líderes para mejorar la atención en zonas rurales de difícil acceso.</w:t>
       </w:r>
     </w:p>
     <w:p>
@@ -3562,7 +3558,7 @@
       <w:pPr>
         <w:pStyle w:val="Ttulo2"/>
       </w:pPr>
-      <w:bookmarkStart w:id="3" w:name="_Toc232504709"/>
+      <w:bookmarkStart w:id="3" w:name="_Toc235519696"/>
       <w:r>
         <w:t>Objetivos</w:t>
       </w:r>
@@ -3591,8 +3587,14 @@
         <w:rPr>
           <w:lang w:val="es-419" w:eastAsia="es-CO"/>
         </w:rPr>
+        <w:t xml:space="preserve"> Bajo este enfoque, los objetivos se dirigen al fortalecimiento de capacidades ciudadanas, la generación de espacios de concertación y la construcción de soluciones </w:t>
+      </w:r>
+      <w:r>
+        <w:rPr>
+          <w:lang w:val="es-419" w:eastAsia="es-CO"/>
+        </w:rPr>
         <w:lastRenderedPageBreak/>
-        <w:t xml:space="preserve"> Bajo este enfoque, los objetivos se dirigen al fortalecimiento de capacidades ciudadanas, la generación de espacios de concertación y la construcción de soluciones colectivas frente a las necesidades en salud, en coherencia con los lineamientos de la Política de Participación Social en Salud (Ministerio de Salud y Protección Social, 2017).</w:t>
+        <w:t>colectivas frente a las necesidades en salud, en coherencia con los lineamientos de la Política de Participación Social en Salud (Ministerio de Salud y Protección Social, 2017).</w:t>
       </w:r>
     </w:p>
     <w:p>
@@ -3708,14 +3710,14 @@
         <w:rPr>
           <w:lang w:val="es-419" w:eastAsia="es-CO"/>
         </w:rPr>
-        <w:t xml:space="preserve">En conjunto, estos objetivos permiten estructurar procesos participativos más organizados, pertinentes y orientados a resultados, en los que la ciudadanía no solo interviene, sino que incide de manera efectiva en la gestión del sistema de salud. Para </w:t>
+        <w:t xml:space="preserve">En conjunto, estos objetivos permiten estructurar procesos participativos más organizados, pertinentes y orientados a resultados, en los que la ciudadanía no solo interviene, sino que incide de manera efectiva en la gestión del sistema de salud. Para lograr este propósito, resulta fundamental fortalecer los mecanismos de articulación entre los diferentes actores, a través de procesos de coordinación y construcción de </w:t>
       </w:r>
       <w:r>
         <w:rPr>
           <w:lang w:val="es-419" w:eastAsia="es-CO"/>
         </w:rPr>
         <w:lastRenderedPageBreak/>
-        <w:t>lograr este propósito, resulta fundamental fortalecer los mecanismos de articulación entre los diferentes actores, a través de procesos de coordinación y construcción de alianzas que faciliten el trabajo conjunto y la sostenibilidad de la participación en los territorios.</w:t>
+        <w:t>alianzas que faciliten el trabajo conjunto y la sostenibilidad de la participación en los territorios.</w:t>
       </w:r>
     </w:p>
     <w:p>
@@ -3729,7 +3731,7 @@
       <w:pPr>
         <w:pStyle w:val="Ttulo2"/>
       </w:pPr>
-      <w:bookmarkStart w:id="4" w:name="_Toc232504710"/>
+      <w:bookmarkStart w:id="4" w:name="_Toc235519697"/>
       <w:r>
         <w:t>Coordinación y alianzas</w:t>
       </w:r>
@@ -3784,7 +3786,6 @@
         <w:rPr>
           <w:lang w:val="es-419" w:eastAsia="es-CO"/>
         </w:rPr>
-        <w:lastRenderedPageBreak/>
         <w:t xml:space="preserve"> Considerando estas dinámicas, la coordinación y las alianzas se materializan en distintos niveles de interacción que permiten comprender su aplicación en los contextos territoriales:</w:t>
       </w:r>
     </w:p>
@@ -3805,6 +3806,7 @@
           <w:bCs/>
           <w:lang w:val="es-419" w:eastAsia="es-CO"/>
         </w:rPr>
+        <w:lastRenderedPageBreak/>
         <w:t xml:space="preserve">Interinstitucional: </w:t>
       </w:r>
       <w:r>
@@ -3949,14 +3951,20 @@
           <w:bCs/>
           <w:lang w:val="es-419" w:eastAsia="es-CO"/>
         </w:rPr>
+        <w:t>Coordinación intersectorial:</w:t>
+      </w:r>
+      <w:r>
+        <w:rPr>
+          <w:lang w:val="es-419" w:eastAsia="es-CO"/>
+        </w:rPr>
+        <w:t xml:space="preserve"> articula actores de diferentes sectores, como salud, educación, ambiente y desarrollo social, para responder a necesidades que afectan el bienestar de la población. Esta coordinación </w:t>
+      </w:r>
+      <w:r>
+        <w:rPr>
+          <w:lang w:val="es-419" w:eastAsia="es-CO"/>
+        </w:rPr>
         <w:lastRenderedPageBreak/>
-        <w:t>Coordinación intersectorial:</w:t>
-      </w:r>
-      <w:r>
-        <w:rPr>
-          <w:lang w:val="es-419" w:eastAsia="es-CO"/>
-        </w:rPr>
-        <w:t xml:space="preserve"> articula actores de diferentes sectores, como salud, educación, ambiente y desarrollo social, para responder a necesidades que afectan el bienestar de la población. Esta coordinación amplía la mirada sobre los problemas de salud y permite construir respuestas más integrales.</w:t>
+        <w:t>amplía la mirada sobre los problemas de salud y permite construir respuestas más integrales.</w:t>
       </w:r>
     </w:p>
     <w:p>
@@ -4036,90 +4044,83 @@
         <w:rPr>
           <w:lang w:val="es-419" w:eastAsia="es-CO"/>
         </w:rPr>
-        <w:t xml:space="preserve">Después de reconocer cómo se articulan los actores mediante la coordinación y las alianzas, es necesario identificar las metodologías que orientan la organización, el </w:t>
+        <w:t>Después de reconocer cómo se articulan los actores mediante la coordinación y las alianzas, es necesario identificar las metodologías que orientan la organización, el desarrollo y el seguimiento de los procesos participativos en salud. Estas metodologías permiten pasar de la articulación entre actores a la planificación de acciones concretas, pertinentes y sostenibles.</w:t>
+      </w:r>
+    </w:p>
+    <w:p>
+      <w:pPr>
+        <w:rPr>
+          <w:lang w:val="es-419" w:eastAsia="es-CO"/>
+        </w:rPr>
+      </w:pPr>
+    </w:p>
+    <w:p>
+      <w:pPr>
+        <w:pStyle w:val="Ttulo2"/>
+      </w:pPr>
+      <w:bookmarkStart w:id="5" w:name="_Toc235519698"/>
+      <w:r>
+        <w:t>Metodologías de gestión</w:t>
+      </w:r>
+      <w:bookmarkEnd w:id="5"/>
+    </w:p>
+    <w:p>
+      <w:pPr>
+        <w:rPr>
+          <w:lang w:val="es-419" w:eastAsia="es-CO"/>
+        </w:rPr>
+      </w:pPr>
+      <w:r>
+        <w:rPr>
+          <w:lang w:val="es-419" w:eastAsia="es-CO"/>
+        </w:rPr>
+        <w:t>Las metodologías de gestión de la participación en salud comprenden el conjunto de enfoques, herramientas y técnicas que orientan la estructuración, dinamización y evaluación de los procesos participativos en los territorios. Su aplicación posibilita organizar la intervención de la ciudadanía con criterios claros, asegurando coherencia entre las necesidades identificadas, las acciones desarrolladas y los resultados esperados en la gestión del sistema de salud.</w:t>
+      </w:r>
+    </w:p>
+    <w:p>
+      <w:pPr>
+        <w:rPr>
+          <w:lang w:val="es-419" w:eastAsia="es-CO"/>
+        </w:rPr>
+      </w:pPr>
+      <w:r>
+        <w:rPr>
+          <w:lang w:val="es-419" w:eastAsia="es-CO"/>
+        </w:rPr>
+        <w:t xml:space="preserve">La incorporación de metodologías estructuradas supera prácticas aisladas o espontáneas, al establecer rutas de trabajo que integran a los actores, promueven el diálogo y favorecen la construcción colectiva de respuestas frente a las problemáticas en salud. Asimismo, contribuyen a garantizar la trazabilidad de los procesos, mediante mecanismos que permiten documentar, monitorear y evaluar las acciones implementadas. </w:t>
+      </w:r>
+    </w:p>
+    <w:p>
+      <w:pPr>
+        <w:rPr>
+          <w:lang w:val="es-419" w:eastAsia="es-CO"/>
+        </w:rPr>
+      </w:pPr>
+      <w:r>
+        <w:rPr>
+          <w:lang w:val="es-419" w:eastAsia="es-CO"/>
+        </w:rPr>
+        <w:t>Bajo esta lógica, las metodologías se constituyen en instrumentos operativos que organizan la participación desde la identificación de necesidades hasta el seguimiento de las acciones, fortaleciendo la capacidad de incidencia de la comunidad en los procesos de decisión en salud.</w:t>
+      </w:r>
+    </w:p>
+    <w:p>
+      <w:pPr>
+        <w:rPr>
+          <w:lang w:val="es-419" w:eastAsia="es-CO"/>
+        </w:rPr>
+      </w:pPr>
+      <w:r>
+        <w:rPr>
+          <w:lang w:val="es-419" w:eastAsia="es-CO"/>
+        </w:rPr>
+        <w:t xml:space="preserve"> Para comprender mejor cómo se organizan los procesos participativos en salud, la siguiente tabla presenta algunas metodologías de gestión utilizadas en los territorios. En ella se describe cada metodología, su propósito principal y una forma de aplicación en salud, con el fin de reconocer cómo estas herramientas apoyan la identificación de </w:t>
       </w:r>
       <w:r>
         <w:rPr>
           <w:lang w:val="es-419" w:eastAsia="es-CO"/>
         </w:rPr>
         <w:lastRenderedPageBreak/>
-        <w:t>desarrollo y el seguimiento de los procesos participativos en salud. Estas metodologías permiten pasar de la articulación entre actores a la planificación de acciones concretas, pertinentes y sostenibles.</w:t>
-      </w:r>
-    </w:p>
-    <w:p>
-      <w:pPr>
-        <w:rPr>
-          <w:lang w:val="es-419" w:eastAsia="es-CO"/>
-        </w:rPr>
-      </w:pPr>
-    </w:p>
-    <w:p>
-      <w:pPr>
-        <w:pStyle w:val="Ttulo2"/>
-      </w:pPr>
-      <w:bookmarkStart w:id="5" w:name="_Toc232504711"/>
-      <w:r>
-        <w:t>Metodologías de gestión</w:t>
-      </w:r>
-      <w:bookmarkEnd w:id="5"/>
-    </w:p>
-    <w:p>
-      <w:pPr>
-        <w:rPr>
-          <w:lang w:val="es-419" w:eastAsia="es-CO"/>
-        </w:rPr>
-      </w:pPr>
-      <w:r>
-        <w:rPr>
-          <w:lang w:val="es-419" w:eastAsia="es-CO"/>
-        </w:rPr>
-        <w:t>Las metodologías de gestión de la participación en salud comprenden el conjunto de enfoques, herramientas y técnicas que orientan la estructuración, dinamización y evaluación de los procesos participativos en los territorios. Su aplicación posibilita organizar la intervención de la ciudadanía con criterios claros, asegurando coherencia entre las necesidades identificadas, las acciones desarrolladas y los resultados esperados en la gestión del sistema de salud.</w:t>
-      </w:r>
-    </w:p>
-    <w:p>
-      <w:pPr>
-        <w:rPr>
-          <w:lang w:val="es-419" w:eastAsia="es-CO"/>
-        </w:rPr>
-      </w:pPr>
-      <w:r>
-        <w:rPr>
-          <w:lang w:val="es-419" w:eastAsia="es-CO"/>
-        </w:rPr>
-        <w:t xml:space="preserve">La incorporación de metodologías estructuradas supera prácticas aisladas o espontáneas, al establecer rutas de trabajo que integran a los actores, promueven el diálogo y favorecen la construcción colectiva de respuestas frente a las problemáticas en salud. Asimismo, contribuyen a garantizar la trazabilidad de los procesos, mediante mecanismos que permiten documentar, monitorear y evaluar las acciones implementadas. </w:t>
-      </w:r>
-    </w:p>
-    <w:p>
-      <w:pPr>
-        <w:rPr>
-          <w:lang w:val="es-419" w:eastAsia="es-CO"/>
-        </w:rPr>
-      </w:pPr>
-      <w:r>
-        <w:rPr>
-          <w:lang w:val="es-419" w:eastAsia="es-CO"/>
-        </w:rPr>
-        <w:t>Bajo esta lógica, las metodologías se constituyen en instrumentos operativos que organizan la participación desde la identificación de necesidades hasta el seguimiento de las acciones, fortaleciendo la capacidad de incidencia de la comunidad en los procesos de decisión en salud.</w:t>
-      </w:r>
-    </w:p>
-    <w:p>
-      <w:pPr>
-        <w:rPr>
-          <w:lang w:val="es-419" w:eastAsia="es-CO"/>
-        </w:rPr>
-      </w:pPr>
-      <w:r>
-        <w:rPr>
-          <w:lang w:val="es-419" w:eastAsia="es-CO"/>
-        </w:rPr>
-        <w:t xml:space="preserve"> Para comprender mejor cómo se organizan los procesos participativos en salud, la siguiente tabla presenta algunas metodologías de gestión utilizadas en los territorios. </w:t>
-      </w:r>
-      <w:r>
-        <w:rPr>
-          <w:lang w:val="es-419" w:eastAsia="es-CO"/>
-        </w:rPr>
-        <w:lastRenderedPageBreak/>
-        <w:t>En ella se describe cada metodología, su propósito principal y una forma de aplicación en salud, con el fin de reconocer cómo estas herramientas apoyan la identificación de necesidades, la construcción de acuerdos, el fortalecimiento de capacidades y el seguimiento de las acciones comunitarias e institucionales.</w:t>
+        <w:t>necesidades, la construcción de acuerdos, el fortalecimiento de capacidades y el seguimiento de las acciones comunitarias e institucionales.</w:t>
       </w:r>
     </w:p>
     <w:p>
@@ -4741,14 +4742,14 @@
         <w:rPr>
           <w:lang w:val="es-419" w:eastAsia="es-CO"/>
         </w:rPr>
-        <w:t xml:space="preserve">La tabla permite reconocer que cada metodología cumple una función específica dentro de la gestión de la participación en salud. El diagnóstico participativo ayuda a </w:t>
+        <w:t xml:space="preserve">La tabla permite reconocer que cada metodología cumple una función específica dentro de la gestión de la participación en salud. El diagnóstico participativo ayuda a identificar necesidades; las mesas de diálogo facilitan acuerdos; los talleres fortalecen capacidades; el mapeo de actores permite reconocer relaciones e influencias; el </w:t>
       </w:r>
       <w:r>
         <w:rPr>
           <w:lang w:val="es-419" w:eastAsia="es-CO"/>
         </w:rPr>
         <w:lastRenderedPageBreak/>
-        <w:t>identificar necesidades; las mesas de diálogo facilitan acuerdos; los talleres fortalecen capacidades; el mapeo de actores permite reconocer relaciones e influencias; el seguimiento participativo verifica avances, y la planificación participativa organiza acciones con enfoque colectivo.</w:t>
+        <w:t>seguimiento participativo verifica avances, y la planificación participativa organiza acciones con enfoque colectivo.</w:t>
       </w:r>
     </w:p>
     <w:p>
@@ -4859,14 +4860,20 @@
           <w:bCs/>
           <w:lang w:val="es-419" w:eastAsia="es-CO"/>
         </w:rPr>
+        <w:t>Transparencia en la gestión:</w:t>
+      </w:r>
+      <w:r>
+        <w:rPr>
+          <w:lang w:val="es-419" w:eastAsia="es-CO"/>
+        </w:rPr>
+        <w:t xml:space="preserve"> promueve el acceso a información clara, comprensible y oportuna sobre decisiones, recursos y resultados. Este </w:t>
+      </w:r>
+      <w:r>
+        <w:rPr>
+          <w:lang w:val="es-419" w:eastAsia="es-CO"/>
+        </w:rPr>
         <w:lastRenderedPageBreak/>
-        <w:t>Transparencia en la gestión:</w:t>
-      </w:r>
-      <w:r>
-        <w:rPr>
-          <w:lang w:val="es-419" w:eastAsia="es-CO"/>
-        </w:rPr>
-        <w:t xml:space="preserve"> promueve el acceso a información clara, comprensible y oportuna sobre decisiones, recursos y resultados. Este aspecto fortalece la confianza entre actores y facilita que la ciudadanía participe de manera informada en el seguimiento institucional.</w:t>
+        <w:t>aspecto fortalece la confianza entre actores y facilita que la ciudadanía participe de manera informada en el seguimiento institucional.</w:t>
       </w:r>
     </w:p>
     <w:p>
@@ -4936,9 +4943,24 @@
     </w:p>
     <w:p>
       <w:pPr>
+        <w:spacing w:before="0" w:after="160" w:line="259" w:lineRule="auto"/>
+        <w:ind w:firstLine="0"/>
+        <w:rPr>
+          <w:lang w:val="es-419" w:eastAsia="es-CO"/>
+        </w:rPr>
+      </w:pPr>
+      <w:r>
+        <w:rPr>
+          <w:lang w:val="es-419" w:eastAsia="es-CO"/>
+        </w:rPr>
+        <w:br w:type="page"/>
+      </w:r>
+    </w:p>
+    <w:p>
+      <w:pPr>
         <w:pStyle w:val="Ttulo1"/>
       </w:pPr>
-      <w:bookmarkStart w:id="6" w:name="_Toc232504712"/>
+      <w:bookmarkStart w:id="6" w:name="_Toc235519699"/>
       <w:r>
         <w:lastRenderedPageBreak/>
         <w:t>Estrategias en salud</w:t>
@@ -5275,7 +5297,7 @@
       <w:pPr>
         <w:pStyle w:val="Ttulo2"/>
       </w:pPr>
-      <w:bookmarkStart w:id="7" w:name="_Toc232504713"/>
+      <w:bookmarkStart w:id="7" w:name="_Toc235519700"/>
       <w:r>
         <w:lastRenderedPageBreak/>
         <w:t>Principios</w:t>
@@ -5554,7 +5576,7 @@
       <w:pPr>
         <w:pStyle w:val="Ttulo2"/>
       </w:pPr>
-      <w:bookmarkStart w:id="8" w:name="_Toc232504714"/>
+      <w:bookmarkStart w:id="8" w:name="_Toc235519701"/>
       <w:r>
         <w:t>Tipos de estrategias</w:t>
       </w:r>
@@ -5762,7 +5784,7 @@
       <w:pPr>
         <w:pStyle w:val="Ttulo2"/>
       </w:pPr>
-      <w:bookmarkStart w:id="9" w:name="_Toc232504715"/>
+      <w:bookmarkStart w:id="9" w:name="_Toc235519702"/>
       <w:r>
         <w:t>Fases de implementación</w:t>
       </w:r>
@@ -6095,7 +6117,7 @@
       <w:pPr>
         <w:pStyle w:val="Ttulo1"/>
       </w:pPr>
-      <w:bookmarkStart w:id="10" w:name="_Toc232504716"/>
+      <w:bookmarkStart w:id="10" w:name="_Toc235519703"/>
       <w:r>
         <w:lastRenderedPageBreak/>
         <w:t>Actores y escenarios de participación</w:t>
@@ -6335,7 +6357,7 @@
       <w:pPr>
         <w:pStyle w:val="Ttulo2"/>
       </w:pPr>
-      <w:bookmarkStart w:id="11" w:name="_Toc232504717"/>
+      <w:bookmarkStart w:id="11" w:name="_Toc235519704"/>
       <w:r>
         <w:t>Mapa de actores</w:t>
       </w:r>
@@ -6440,12 +6462,13 @@
       <w:r>
         <w:rPr>
           <w:noProof/>
+          <w:lang w:val="es-419" w:eastAsia="es-CO"/>
         </w:rPr>
         <w:drawing>
-          <wp:inline distT="0" distB="0" distL="0" distR="0" wp14:anchorId="733BC8B3" wp14:editId="6361DDE9">
-            <wp:extent cx="6332220" cy="6661150"/>
-            <wp:effectExtent l="0" t="0" r="0" b="6350"/>
-            <wp:docPr id="3" name="Imagen 3" descr="Mapa de actores en la participación en salud que muestra cómo diferentes actores del territorio colombiano se relacionan para fortalecer la gestión en salud. En el centro se ubica la participación en salud como espacio de articulación, diálogo y toma de decisiones integradas. A su alrededor se presentan actores institucionales, sociales, comunitarios e intersectoriales, quienes aportan funciones, conocimientos, propuestas, control social y acciones conjuntas para responder a las necesidades de la población."/>
+          <wp:inline distT="0" distB="0" distL="0" distR="0" wp14:anchorId="13BB7747" wp14:editId="5D557C46">
+            <wp:extent cx="6331585" cy="6901180"/>
+            <wp:effectExtent l="0" t="0" r="0" b="0"/>
+            <wp:docPr id="2" name="Imagen 2" descr="Mapa de actores en la participación en salud que muestra cómo diferentes actores del territorio colombiano se relacionan para fortalecer la gestión en salud. En el centro se ubica la participación en salud como espacio de articulación, diálogo y toma de decisiones integradas. A su alrededor se presentan actores institucionales, sociales, comunitarios e intersectoriales, quienes aportan funciones, conocimientos, propuestas, control social y acciones conjuntas para responder a las necesidades de la población."/>
             <wp:cNvGraphicFramePr>
               <a:graphicFrameLocks xmlns:a="http://schemas.openxmlformats.org/drawingml/2006/main" noChangeAspect="1"/>
             </wp:cNvGraphicFramePr>
@@ -6453,7 +6476,7 @@
               <a:graphicData uri="http://schemas.openxmlformats.org/drawingml/2006/picture">
                 <pic:pic xmlns:pic="http://schemas.openxmlformats.org/drawingml/2006/picture">
                   <pic:nvPicPr>
-                    <pic:cNvPr id="3" name="Imagen 3" descr="Mapa de actores en la participación en salud que muestra cómo diferentes actores del territorio colombiano se relacionan para fortalecer la gestión en salud. En el centro se ubica la participación en salud como espacio de articulación, diálogo y toma de decisiones integradas. A su alrededor se presentan actores institucionales, sociales, comunitarios e intersectoriales, quienes aportan funciones, conocimientos, propuestas, control social y acciones conjuntas para responder a las necesidades de la población."/>
+                    <pic:cNvPr id="2" name="Imagen 2" descr="Mapa de actores en la participación en salud que muestra cómo diferentes actores del territorio colombiano se relacionan para fortalecer la gestión en salud. En el centro se ubica la participación en salud como espacio de articulación, diálogo y toma de decisiones integradas. A su alrededor se presentan actores institucionales, sociales, comunitarios e intersectoriales, quienes aportan funciones, conocimientos, propuestas, control social y acciones conjuntas para responder a las necesidades de la población."/>
                     <pic:cNvPicPr>
                       <a:picLocks noChangeAspect="1" noChangeArrowheads="1"/>
                     </pic:cNvPicPr>
@@ -6474,7 +6497,7 @@
                   <pic:spPr bwMode="auto">
                     <a:xfrm>
                       <a:off x="0" y="0"/>
-                      <a:ext cx="6332220" cy="6661150"/>
+                      <a:ext cx="6331585" cy="6901180"/>
                     </a:xfrm>
                     <a:prstGeom prst="rect">
                       <a:avLst/>
@@ -6493,14 +6516,6 @@
     </w:p>
     <w:p>
       <w:pPr>
-        <w:ind w:firstLine="0"/>
-        <w:rPr>
-          <w:lang w:val="es-419" w:eastAsia="es-CO"/>
-        </w:rPr>
-      </w:pPr>
-    </w:p>
-    <w:p>
-      <w:pPr>
         <w:rPr>
           <w:lang w:val="es-419" w:eastAsia="es-CO"/>
         </w:rPr>
@@ -6535,6 +6550,24 @@
           <w:lang w:val="es-419" w:eastAsia="es-CO"/>
         </w:rPr>
         <w:t>Representación de actores que intervienen en los procesos de participación en salud y su relación con el sistema de salud en el territorio.</w:t>
+      </w:r>
+    </w:p>
+    <w:p>
+      <w:pPr>
+        <w:pStyle w:val="Prrafodelista"/>
+        <w:numPr>
+          <w:ilvl w:val="0"/>
+          <w:numId w:val="55"/>
+        </w:numPr>
+        <w:rPr>
+          <w:lang w:val="es-419" w:eastAsia="es-CO"/>
+        </w:rPr>
+      </w:pPr>
+      <w:r>
+        <w:rPr>
+          <w:lang w:val="es-419" w:eastAsia="es-CO"/>
+        </w:rPr>
+        <w:t xml:space="preserve">Formulan políticas, normas y lineamientos. </w:t>
       </w:r>
     </w:p>
     <w:p>
@@ -6651,15 +6684,20 @@
     </w:p>
     <w:p>
       <w:pPr>
-        <w:rPr>
-          <w:lang w:val="es-419" w:eastAsia="es-CO"/>
-        </w:rPr>
-      </w:pPr>
-      <w:r>
-        <w:rPr>
-          <w:lang w:val="es-419" w:eastAsia="es-CO"/>
-        </w:rPr>
-        <w:t xml:space="preserve">Formulan políticas, normas y lineamientos. </w:t>
+        <w:pStyle w:val="Prrafodelista"/>
+        <w:numPr>
+          <w:ilvl w:val="0"/>
+          <w:numId w:val="55"/>
+        </w:numPr>
+        <w:rPr>
+          <w:lang w:val="es-419" w:eastAsia="es-CO"/>
+        </w:rPr>
+      </w:pPr>
+      <w:r>
+        <w:rPr>
+          <w:lang w:val="es-419" w:eastAsia="es-CO"/>
+        </w:rPr>
+        <w:t xml:space="preserve">Aportan conocimientos, propuestas y control social. </w:t>
       </w:r>
     </w:p>
     <w:p>
@@ -6758,23 +6796,28 @@
     </w:p>
     <w:p>
       <w:pPr>
-        <w:rPr>
-          <w:lang w:val="es-419" w:eastAsia="es-CO"/>
-        </w:rPr>
-      </w:pPr>
-      <w:r>
-        <w:rPr>
-          <w:lang w:val="es-419" w:eastAsia="es-CO"/>
-        </w:rPr>
-        <w:t xml:space="preserve"> Aportan conocimientos, propuestas y control social. </w:t>
-      </w:r>
-    </w:p>
-    <w:p>
-      <w:pPr>
         <w:pStyle w:val="Prrafodelista"/>
         <w:numPr>
           <w:ilvl w:val="0"/>
-          <w:numId w:val="21"/>
+          <w:numId w:val="55"/>
+        </w:numPr>
+        <w:rPr>
+          <w:lang w:val="es-419" w:eastAsia="es-CO"/>
+        </w:rPr>
+      </w:pPr>
+      <w:r>
+        <w:rPr>
+          <w:lang w:val="es-419" w:eastAsia="es-CO"/>
+        </w:rPr>
+        <w:t>Representan intereses de la comunidad y participan activamente.</w:t>
+      </w:r>
+    </w:p>
+    <w:p>
+      <w:pPr>
+        <w:pStyle w:val="Prrafodelista"/>
+        <w:numPr>
+          <w:ilvl w:val="0"/>
+          <w:numId w:val="19"/>
         </w:numPr>
         <w:rPr>
           <w:b/>
@@ -6883,6 +6926,20 @@
     </w:p>
     <w:p>
       <w:pPr>
+        <w:pStyle w:val="Prrafodelista"/>
+        <w:ind w:left="2136" w:firstLine="0"/>
+        <w:rPr>
+          <w:lang w:val="es-419" w:eastAsia="es-CO"/>
+        </w:rPr>
+      </w:pPr>
+    </w:p>
+    <w:p>
+      <w:pPr>
+        <w:pStyle w:val="Prrafodelista"/>
+        <w:numPr>
+          <w:ilvl w:val="0"/>
+          <w:numId w:val="55"/>
+        </w:numPr>
         <w:rPr>
           <w:lang w:val="es-419" w:eastAsia="es-CO"/>
         </w:rPr>
@@ -6892,7 +6949,7 @@
           <w:lang w:val="es-419" w:eastAsia="es-CO"/>
         </w:rPr>
         <w:lastRenderedPageBreak/>
-        <w:t>Representan intereses de la comunidad y participan activamente.</w:t>
+        <w:t xml:space="preserve">Contribuyen a los determinantes sociales de la salud y al bienestar de la población. </w:t>
       </w:r>
     </w:p>
     <w:p>
@@ -7009,19 +7066,6 @@
     </w:p>
     <w:p>
       <w:pPr>
-        <w:rPr>
-          <w:lang w:val="es-419" w:eastAsia="es-CO"/>
-        </w:rPr>
-      </w:pPr>
-      <w:r>
-        <w:rPr>
-          <w:lang w:val="es-419" w:eastAsia="es-CO"/>
-        </w:rPr>
-        <w:t xml:space="preserve">Contribuyen a los determinantes sociales de la salud y al bienestar de la población. </w:t>
-      </w:r>
-    </w:p>
-    <w:p>
-      <w:pPr>
         <w:pStyle w:val="Prrafodelista"/>
         <w:numPr>
           <w:ilvl w:val="0"/>
@@ -7160,12 +7204,6 @@
           <w:lang w:val="es-419" w:eastAsia="es-CO"/>
         </w:rPr>
       </w:pPr>
-      <w:r>
-        <w:rPr>
-          <w:lang w:val="es-419" w:eastAsia="es-CO"/>
-        </w:rPr>
-        <w:t>Nota. Adaptado de la Política de Participación Social en Salud (Ministerio de Salud y Protección Social, 2017).</w:t>
-      </w:r>
     </w:p>
     <w:p>
       <w:pPr>
@@ -7184,7 +7222,7 @@
       <w:pPr>
         <w:pStyle w:val="Ttulo2"/>
       </w:pPr>
-      <w:bookmarkStart w:id="12" w:name="_Toc232504718"/>
+      <w:bookmarkStart w:id="12" w:name="_Toc235519705"/>
       <w:r>
         <w:lastRenderedPageBreak/>
         <w:t>Análisis e interpretación</w:t>
@@ -7445,7 +7483,7 @@
       <w:pPr>
         <w:pStyle w:val="Ttulo1"/>
       </w:pPr>
-      <w:bookmarkStart w:id="13" w:name="_Toc232504719"/>
+      <w:bookmarkStart w:id="13" w:name="_Toc235519706"/>
       <w:r>
         <w:lastRenderedPageBreak/>
         <w:t>Educación y comunicación para la participación</w:t>
@@ -7627,7 +7665,7 @@
       <w:pPr>
         <w:pStyle w:val="Ttulo2"/>
       </w:pPr>
-      <w:bookmarkStart w:id="14" w:name="_Toc232504720"/>
+      <w:bookmarkStart w:id="14" w:name="_Toc235519707"/>
       <w:r>
         <w:lastRenderedPageBreak/>
         <w:t>Estrategias pedagógicas</w:t>
@@ -7952,7 +7990,7 @@
       <w:pPr>
         <w:pStyle w:val="Ttulo2"/>
       </w:pPr>
-      <w:bookmarkStart w:id="15" w:name="_Toc232504721"/>
+      <w:bookmarkStart w:id="15" w:name="_Toc235519708"/>
       <w:r>
         <w:lastRenderedPageBreak/>
         <w:t>Diseño metodológico</w:t>
@@ -8260,7 +8298,7 @@
       <w:pPr>
         <w:pStyle w:val="Ttulo2"/>
       </w:pPr>
-      <w:bookmarkStart w:id="16" w:name="_Toc232504722"/>
+      <w:bookmarkStart w:id="16" w:name="_Toc235519709"/>
       <w:r>
         <w:lastRenderedPageBreak/>
         <w:t>Población objetivo</w:t>
@@ -8505,7 +8543,7 @@
       <w:pPr>
         <w:pStyle w:val="Ttulo2"/>
       </w:pPr>
-      <w:bookmarkStart w:id="17" w:name="_Toc232504723"/>
+      <w:bookmarkStart w:id="17" w:name="_Toc235519710"/>
       <w:r>
         <w:t>Estrategias comunicativas</w:t>
       </w:r>
@@ -8836,7 +8874,7 @@
       <w:pPr>
         <w:pStyle w:val="Ttulo2"/>
       </w:pPr>
-      <w:bookmarkStart w:id="18" w:name="_Toc232504724"/>
+      <w:bookmarkStart w:id="18" w:name="_Toc235519711"/>
       <w:r>
         <w:t>Piezas comunicativas</w:t>
       </w:r>
@@ -9514,7 +9552,7 @@
       <w:pPr>
         <w:pStyle w:val="Ttulo1"/>
       </w:pPr>
-      <w:bookmarkStart w:id="19" w:name="_Toc232504725"/>
+      <w:bookmarkStart w:id="19" w:name="_Toc235519712"/>
       <w:r>
         <w:lastRenderedPageBreak/>
         <w:t>Acciones y mecanismos de participación</w:t>
@@ -10410,7 +10448,7 @@
       <w:pPr>
         <w:pStyle w:val="Ttulo2"/>
       </w:pPr>
-      <w:bookmarkStart w:id="20" w:name="_Toc232504726"/>
+      <w:bookmarkStart w:id="20" w:name="_Toc235519713"/>
       <w:r>
         <w:t>Factores de éxito y debilidades</w:t>
       </w:r>
@@ -11437,7 +11475,7 @@
       <w:pPr>
         <w:pStyle w:val="Ttulo2"/>
       </w:pPr>
-      <w:bookmarkStart w:id="21" w:name="_Toc232504727"/>
+      <w:bookmarkStart w:id="21" w:name="_Toc235519714"/>
       <w:r>
         <w:t>Impacto</w:t>
       </w:r>
@@ -11739,7 +11777,7 @@
       <w:pPr>
         <w:pStyle w:val="Ttulo2"/>
       </w:pPr>
-      <w:bookmarkStart w:id="22" w:name="_Toc232504728"/>
+      <w:bookmarkStart w:id="22" w:name="_Toc235519715"/>
       <w:r>
         <w:lastRenderedPageBreak/>
         <w:t>Ejes de participación</w:t>
@@ -12625,7 +12663,7 @@
       <w:pPr>
         <w:pStyle w:val="Ttulo1"/>
       </w:pPr>
-      <w:bookmarkStart w:id="23" w:name="_Toc232504729"/>
+      <w:bookmarkStart w:id="23" w:name="_Toc235519716"/>
       <w:r>
         <w:lastRenderedPageBreak/>
         <w:t>Implementación, gestión y control social</w:t>
@@ -12915,225 +12953,105 @@
           </w:tcPr>
           <w:p>
             <w:r>
-              <w:t>Hombre</w:t>
-            </w:r>
-            <w:r>
-              <w:t xml:space="preserve">: </w:t>
-            </w:r>
-            <w:r>
-              <w:t xml:space="preserve">¡Salud en acción! </w:t>
+              <w:t xml:space="preserve">Hombre: ¡Salud en acción! </w:t>
             </w:r>
           </w:p>
           <w:p>
             <w:r>
-              <w:t>Mujer</w:t>
-            </w:r>
-            <w:r>
-              <w:t>: a</w:t>
-            </w:r>
-            <w:r>
-              <w:t xml:space="preserve"> veces, las comunidades identifican situaciones que afectan su salud y bienestar. Personas que no saben cómo acceder a ciertos servicios, dificultades para obtener información clara o necesidades que llevan tiempo esperando una respuesta. </w:t>
+              <w:t xml:space="preserve">Mujer: a veces, las comunidades identifican situaciones que afectan su salud y bienestar. Personas que no saben cómo acceder a ciertos servicios, dificultades para obtener información clara o necesidades que llevan tiempo esperando una respuesta. </w:t>
             </w:r>
           </w:p>
           <w:p>
             <w:r>
-              <w:t>Hombre</w:t>
-            </w:r>
-            <w:r>
-              <w:t>: r</w:t>
-            </w:r>
-            <w:r>
-              <w:t xml:space="preserve">econocer esos problemas es apenas el punto de partida. Pero una vez se identifican, ¿cómo lograr que esas necesidades se conviertan en acciones concretas? </w:t>
+              <w:t xml:space="preserve">Hombre: reconocer esos problemas es apenas el punto de partida. Pero una vez se identifican, ¿cómo lograr que esas necesidades se conviertan en acciones concretas? </w:t>
             </w:r>
           </w:p>
           <w:p>
             <w:r>
               <w:lastRenderedPageBreak/>
-              <w:t>Mujer</w:t>
-            </w:r>
-            <w:r>
-              <w:t>: p</w:t>
-            </w:r>
-            <w:r>
-              <w:t xml:space="preserve">orque la participación ciudadana no puede quedarse únicamente en la preocupación o en la propuesta. También necesita pasar a la acción. </w:t>
+              <w:t xml:space="preserve">Mujer: porque la participación ciudadana no puede quedarse únicamente en la preocupación o en la propuesta. También necesita pasar a la acción. </w:t>
             </w:r>
           </w:p>
           <w:p>
             <w:r>
-              <w:t>Hombre</w:t>
-            </w:r>
-            <w:r>
-              <w:t>: y</w:t>
-            </w:r>
-            <w:r>
-              <w:t xml:space="preserve"> precisamente de eso vamos a hablar hoy: de algunas herramientas que ayudan a convertir las ideas y necesidades de la comunidad en acciones que generan resultados. </w:t>
+              <w:t xml:space="preserve">Hombre: y precisamente de eso vamos a hablar hoy: de algunas herramientas que ayudan a convertir las ideas y necesidades de la comunidad en acciones que generan resultados. </w:t>
             </w:r>
           </w:p>
           <w:p>
             <w:r>
-              <w:t>Mujer</w:t>
-            </w:r>
-            <w:r>
-              <w:t>: c</w:t>
-            </w:r>
-            <w:r>
-              <w:t xml:space="preserve">uando una comunidad identifica una necesidad, el siguiente reto es convertir las propuestas en acciones. Eso es precisamente la implementación: llevar las ideas a la práctica. </w:t>
+              <w:t xml:space="preserve">Mujer: cuando una comunidad identifica una necesidad, el siguiente reto es convertir las propuestas en acciones. Eso es precisamente la implementación: llevar las ideas a la práctica. </w:t>
             </w:r>
           </w:p>
           <w:p>
             <w:r>
-              <w:t>Hombre</w:t>
-            </w:r>
-            <w:r>
-              <w:t>: e</w:t>
-            </w:r>
-            <w:r>
-              <w:t xml:space="preserve">sto puede traducirse en jornadas informativas, reuniones comunitarias, espacios de diálogo o actividades para acercar la información a la ciudadanía. </w:t>
+              <w:t xml:space="preserve">Hombre: esto puede traducirse en jornadas informativas, reuniones comunitarias, espacios de diálogo o actividades para acercar la información a la ciudadanía. </w:t>
             </w:r>
           </w:p>
           <w:p>
             <w:r>
-              <w:t>Mujer</w:t>
-            </w:r>
-            <w:r>
-              <w:t>: l</w:t>
-            </w:r>
-            <w:r>
-              <w:t xml:space="preserve">o importante es que esas acciones no se queden en la intención, sino que lleguen realmente a las personas que las necesitan. </w:t>
+              <w:t xml:space="preserve">Mujer: lo importante es que esas acciones no se queden en la intención, sino que lleguen realmente a las personas que las necesitan. </w:t>
             </w:r>
           </w:p>
           <w:p>
             <w:r>
-              <w:t>Hombre</w:t>
-            </w:r>
-            <w:r>
-              <w:t>: p</w:t>
-            </w:r>
-            <w:r>
-              <w:t xml:space="preserve">ero poner en marcha una actividad no garantiza por sí sola que las cosas funcionen. También es necesario organizar el trabajo, coordinar esfuerzos y darles continuidad a las acciones. </w:t>
+              <w:t xml:space="preserve">Hombre: pero poner en marcha una actividad no garantiza por sí sola que las cosas funcionen. También es necesario organizar el trabajo, coordinar esfuerzos y darles continuidad a las acciones. </w:t>
             </w:r>
           </w:p>
           <w:p>
             <w:r>
-              <w:t>Mujer</w:t>
-            </w:r>
-            <w:r>
-              <w:t>: p</w:t>
-            </w:r>
-            <w:r>
-              <w:t xml:space="preserve">orque cuando existe organización, es mucho más fácil mantener las acciones en marcha y responder a las dificultades que aparecen durante el proceso. </w:t>
+              <w:t xml:space="preserve">Mujer: porque cuando existe organización, es mucho más fácil mantener las acciones en marcha y responder a las dificultades que aparecen durante el proceso. </w:t>
             </w:r>
           </w:p>
           <w:p>
             <w:r>
-              <w:t>Hombre</w:t>
-            </w:r>
-            <w:r>
-              <w:t>: a</w:t>
-            </w:r>
-            <w:r>
-              <w:t xml:space="preserve">demás, la gestión ayuda a que instituciones, organizaciones y comunidad trabajen juntas para alcanzar objetivos comunes. </w:t>
+              <w:t xml:space="preserve">Hombre: además, la gestión ayuda a que instituciones, organizaciones y comunidad trabajen juntas para alcanzar objetivos comunes. </w:t>
             </w:r>
           </w:p>
           <w:p>
             <w:r>
               <w:lastRenderedPageBreak/>
-              <w:t>Mujer</w:t>
-            </w:r>
-            <w:r>
-              <w:t>: s</w:t>
-            </w:r>
-            <w:r>
-              <w:t xml:space="preserve">in embargo, incluso las acciones mejor organizadas necesitan revisarse constantemente. Hacer seguimiento permite saber si las actividades están funcionando como se esperaba o si es necesario realizar ajustes. </w:t>
+              <w:t xml:space="preserve">Mujer: sin embargo, incluso las acciones mejor organizadas necesitan revisarse constantemente. Hacer seguimiento permite saber si las actividades están funcionando como se esperaba o si es necesario realizar ajustes. </w:t>
             </w:r>
           </w:p>
           <w:p>
             <w:r>
-              <w:t>Hombre</w:t>
-            </w:r>
-            <w:r>
-              <w:t>: p</w:t>
-            </w:r>
-            <w:r>
-              <w:t xml:space="preserve">or ejemplo, si una convocatoria tiene poca asistencia, es importante preguntarse qué ocurrió. Tal vez la información no llegó a tiempo, el horario no era el más adecuado o los canales utilizados no fueron los más efectivos. </w:t>
+              <w:t xml:space="preserve">Hombre: por ejemplo, si una convocatoria tiene poca asistencia, es importante preguntarse qué ocurrió. Tal vez la información no llegó a tiempo, el horario no era el más adecuado o los canales utilizados no fueron los más efectivos. </w:t>
             </w:r>
           </w:p>
           <w:p>
             <w:r>
-              <w:t>Mujer</w:t>
-            </w:r>
-            <w:r>
-              <w:t>: i</w:t>
-            </w:r>
-            <w:r>
-              <w:t xml:space="preserve">dentificar esas situaciones permite corregirlas y fortalecer el proceso. </w:t>
+              <w:t xml:space="preserve">Mujer: identificar esas situaciones permite corregirlas y fortalecer el proceso. </w:t>
             </w:r>
           </w:p>
           <w:p>
             <w:r>
-              <w:t>Hombre</w:t>
-            </w:r>
-            <w:r>
-              <w:t>: t</w:t>
-            </w:r>
-            <w:r>
-              <w:t xml:space="preserve">oda esa información también sirve para tomar mejores decisiones. Porque decidir implica escuchar diferentes puntos de vista, analizar necesidades y tener en cuenta la información disponible. </w:t>
+              <w:t xml:space="preserve">Hombre: toda esa información también sirve para tomar mejores decisiones. Porque decidir implica escuchar diferentes puntos de vista, analizar necesidades y tener en cuenta la información disponible. </w:t>
             </w:r>
           </w:p>
           <w:p>
             <w:r>
-              <w:t>Mujer</w:t>
-            </w:r>
-            <w:r>
-              <w:t>: c</w:t>
-            </w:r>
-            <w:r>
-              <w:t xml:space="preserve">uando las decisiones se construyen de manera participativa, es más probable que respondan a lo que realmente ocurre en la comunidad. </w:t>
+              <w:t xml:space="preserve">Mujer: cuando las decisiones se construyen de manera participativa, es más probable que respondan a lo que realmente ocurre en la comunidad. </w:t>
             </w:r>
           </w:p>
           <w:p>
             <w:r>
-              <w:t>Hombre</w:t>
-            </w:r>
-            <w:r>
-              <w:t>: e</w:t>
-            </w:r>
-            <w:r>
-              <w:t xml:space="preserve">l control social permite que la ciudadanía conozca cómo avanzan los compromisos, haga seguimiento a la gestión pública y verifique que las acciones se estén cumpliendo. </w:t>
+              <w:t xml:space="preserve">Hombre: el control social permite que la ciudadanía conozca cómo avanzan los compromisos, haga seguimiento a la gestión pública y verifique que las acciones se estén cumpliendo. </w:t>
             </w:r>
           </w:p>
           <w:p>
             <w:r>
-              <w:t>Mujer</w:t>
-            </w:r>
-            <w:r>
-              <w:t>: p</w:t>
-            </w:r>
-            <w:r>
-              <w:t xml:space="preserve">orque cuando las personas saben qué está pasando y pueden hacer seguimiento a los compromisos, es más fácil fortalecer la confianza y la transparencia.  </w:t>
+              <w:t xml:space="preserve">Mujer: porque cuando las personas saben qué está pasando y pueden hacer seguimiento a los compromisos, es más fácil fortalecer la confianza y la transparencia.  </w:t>
             </w:r>
           </w:p>
           <w:p>
             <w:r>
-              <w:t>Hombre</w:t>
-            </w:r>
-            <w:r>
-              <w:t>: a</w:t>
-            </w:r>
-            <w:r>
-              <w:t xml:space="preserve">l final, la participación ciudadana en salud cobra verdadero sentido cuando las necesidades de la comunidad se transforman en acciones concretas que generan cambios. </w:t>
+              <w:t xml:space="preserve">Hombre: al final, la participación ciudadana en salud cobra verdadero sentido cuando las necesidades de la comunidad se transforman en acciones concretas que generan cambios. </w:t>
             </w:r>
           </w:p>
           <w:p>
             <w:r>
               <w:lastRenderedPageBreak/>
-              <w:t>Mujer</w:t>
-            </w:r>
-            <w:r>
-              <w:t>: p</w:t>
-            </w:r>
-            <w:r>
-              <w:t xml:space="preserve">or eso herramientas como la implementación, la gestión, el seguimiento, la toma de decisiones y el control social permiten que las propuestas no se queden únicamente en las conversaciones, sino que contribuyan a construir soluciones para mejorar la salud y el bienestar de las comunidades. </w:t>
+              <w:t xml:space="preserve">Mujer: por eso herramientas como la implementación, la gestión, el seguimiento, la toma de decisiones y el control social permiten que las propuestas no se queden únicamente en las conversaciones, sino que contribuyan a construir soluciones para mejorar la salud y el bienestar de las comunidades. </w:t>
             </w:r>
           </w:p>
         </w:tc>
@@ -13170,7 +13088,7 @@
       <w:pPr>
         <w:pStyle w:val="Ttulo2"/>
       </w:pPr>
-      <w:bookmarkStart w:id="24" w:name="_Toc232504730"/>
+      <w:bookmarkStart w:id="24" w:name="_Toc235519717"/>
       <w:r>
         <w:t>Diseño de estrategias</w:t>
       </w:r>
@@ -13475,7 +13393,7 @@
       <w:pPr>
         <w:pStyle w:val="Ttulo2"/>
       </w:pPr>
-      <w:bookmarkStart w:id="25" w:name="_Toc232504731"/>
+      <w:bookmarkStart w:id="25" w:name="_Toc235519718"/>
       <w:r>
         <w:t>Gestión de recursos</w:t>
       </w:r>
@@ -14047,7 +13965,7 @@
       <w:pPr>
         <w:pStyle w:val="Ttulo2"/>
       </w:pPr>
-      <w:bookmarkStart w:id="26" w:name="_Toc232504732"/>
+      <w:bookmarkStart w:id="26" w:name="_Toc235519719"/>
       <w:r>
         <w:t>Seguimiento</w:t>
       </w:r>
@@ -14460,7 +14378,7 @@
       <w:pPr>
         <w:pStyle w:val="Ttulo2"/>
       </w:pPr>
-      <w:bookmarkStart w:id="27" w:name="_Toc232504733"/>
+      <w:bookmarkStart w:id="27" w:name="_Toc235519720"/>
       <w:r>
         <w:t>Toma de decisiones</w:t>
       </w:r>
@@ -14648,7 +14566,7 @@
       <w:pPr>
         <w:pStyle w:val="Ttulo2"/>
       </w:pPr>
-      <w:bookmarkStart w:id="28" w:name="_Toc232504734"/>
+      <w:bookmarkStart w:id="28" w:name="_Toc235519721"/>
       <w:r>
         <w:t>Control social</w:t>
       </w:r>
@@ -14918,7 +14836,7 @@
           <w:u w:val="single"/>
         </w:rPr>
       </w:pPr>
-      <w:bookmarkStart w:id="29" w:name="_Toc232504735"/>
+      <w:bookmarkStart w:id="29" w:name="_Toc235519722"/>
       <w:r>
         <w:lastRenderedPageBreak/>
         <w:t>Síntesis</w:t>
@@ -14959,10 +14877,10 @@
         </w:rPr>
         <w:lastRenderedPageBreak/>
         <w:drawing>
-          <wp:inline distT="0" distB="0" distL="0" distR="0" wp14:anchorId="75DB2E29" wp14:editId="6D082341">
+          <wp:inline distT="0" distB="0" distL="0" distR="0" wp14:anchorId="5A479804" wp14:editId="7448EEA8">
             <wp:extent cx="6332220" cy="4036060"/>
             <wp:effectExtent l="0" t="0" r="0" b="2540"/>
-            <wp:docPr id="1" name="Gráfico 1" descr="Mapa conceptual sobre la implementación y fortalecimiento de la participación ciudadana en salud. Presenta seis ejes: gestión de la participación, estrategias en salud, actores y escenarios, educación y comunicación, acciones y mecanismos, e implementación, gestión y control social. Cada eje organiza subtemas que explican cómo se planifican, articulan y fortalecen los procesos participativos en los territorios colombianos. "/>
+            <wp:docPr id="1" name="Gráfico 1" descr="Mapa conceptual sobre la implementación y fortalecimiento de la participación ciudadana en salud. Presenta seis ejes: organización de la participación social en salud , actores y escenarios, educación y comunicación, acciones y mecanismos, e implementación, gestión y control social. Cada eje organiza subtemas que explican cómo se planifican, articulan y fortalecen los procesos participativos en los territorios colombianos. "/>
             <wp:cNvGraphicFramePr>
               <a:graphicFrameLocks xmlns:a="http://schemas.openxmlformats.org/drawingml/2006/main" noChangeAspect="1"/>
             </wp:cNvGraphicFramePr>
@@ -14970,7 +14888,7 @@
               <a:graphicData uri="http://schemas.openxmlformats.org/drawingml/2006/picture">
                 <pic:pic xmlns:pic="http://schemas.openxmlformats.org/drawingml/2006/picture">
                   <pic:nvPicPr>
-                    <pic:cNvPr id="1" name="Gráfico 1" descr="Mapa conceptual sobre la implementación y fortalecimiento de la participación ciudadana en salud. Presenta seis ejes: gestión de la participación, estrategias en salud, actores y escenarios, educación y comunicación, acciones y mecanismos, e implementación, gestión y control social. Cada eje organiza subtemas que explican cómo se planifican, articulan y fortalecen los procesos participativos en los territorios colombianos. "/>
+                    <pic:cNvPr id="1" name="Gráfico 1" descr="Mapa conceptual sobre la implementación y fortalecimiento de la participación ciudadana en salud. Presenta seis ejes: organización de la participación social en salud , actores y escenarios, educación y comunicación, acciones y mecanismos, e implementación, gestión y control social. Cada eje organiza subtemas que explican cómo se planifican, articulan y fortalecen los procesos participativos en los territorios colombianos. "/>
                     <pic:cNvPicPr/>
                   </pic:nvPicPr>
                   <pic:blipFill>
@@ -15005,7 +14923,7 @@
       <w:pPr>
         <w:pStyle w:val="Titulosgenerales"/>
       </w:pPr>
-      <w:bookmarkStart w:id="30" w:name="_Toc232504736"/>
+      <w:bookmarkStart w:id="30" w:name="_Toc235519723"/>
       <w:r>
         <w:lastRenderedPageBreak/>
         <w:t>Glosario</w:t>
@@ -15137,7 +15055,7 @@
       <w:pPr>
         <w:pStyle w:val="Titulosgenerales"/>
       </w:pPr>
-      <w:bookmarkStart w:id="31" w:name="_Toc232504737"/>
+      <w:bookmarkStart w:id="31" w:name="_Toc235519724"/>
       <w:r>
         <w:lastRenderedPageBreak/>
         <w:t>Referencias bibliográficas</w:t>
@@ -15335,7 +15253,7 @@
       <w:pPr>
         <w:pStyle w:val="Titulosgenerales"/>
       </w:pPr>
-      <w:bookmarkStart w:id="32" w:name="_Toc232504738"/>
+      <w:bookmarkStart w:id="32" w:name="_Toc235519725"/>
       <w:r>
         <w:lastRenderedPageBreak/>
         <w:t>Créditos</w:t>
@@ -16073,7 +15991,7 @@
   <w:abstractNum w:abstractNumId="1" w15:restartNumberingAfterBreak="0">
     <w:nsid w:val="09D15743"/>
     <w:multiLevelType w:val="hybridMultilevel"/>
-    <w:tmpl w:val="68D88B28"/>
+    <w:tmpl w:val="1D0E0BD6"/>
     <w:lvl w:ilvl="0" w:tplc="240A0001">
       <w:start w:val="1"/>
       <w:numFmt w:val="bullet"/>
@@ -16193,7 +16111,7 @@
       <w:lvlText w:val="o"/>
       <w:lvlJc w:val="left"/>
       <w:pPr>
-        <w:ind w:left="1776" w:hanging="360"/>
+        <w:ind w:left="2136" w:hanging="360"/>
       </w:pPr>
       <w:rPr>
         <w:rFonts w:ascii="Courier New" w:hAnsi="Courier New" w:cs="Courier New" w:hint="default"/>
@@ -16205,7 +16123,7 @@
       <w:lvlText w:val="o"/>
       <w:lvlJc w:val="left"/>
       <w:pPr>
-        <w:ind w:left="2496" w:hanging="360"/>
+        <w:ind w:left="2856" w:hanging="360"/>
       </w:pPr>
       <w:rPr>
         <w:rFonts w:ascii="Courier New" w:hAnsi="Courier New" w:cs="Courier New" w:hint="default"/>
@@ -16217,7 +16135,7 @@
       <w:lvlText w:val=""/>
       <w:lvlJc w:val="left"/>
       <w:pPr>
-        <w:ind w:left="3216" w:hanging="360"/>
+        <w:ind w:left="3576" w:hanging="360"/>
       </w:pPr>
       <w:rPr>
         <w:rFonts w:ascii="Wingdings" w:hAnsi="Wingdings" w:hint="default"/>
@@ -16229,7 +16147,7 @@
       <w:lvlText w:val=""/>
       <w:lvlJc w:val="left"/>
       <w:pPr>
-        <w:ind w:left="3936" w:hanging="360"/>
+        <w:ind w:left="4296" w:hanging="360"/>
       </w:pPr>
       <w:rPr>
         <w:rFonts w:ascii="Symbol" w:hAnsi="Symbol" w:hint="default"/>
@@ -16241,7 +16159,7 @@
       <w:lvlText w:val="o"/>
       <w:lvlJc w:val="left"/>
       <w:pPr>
-        <w:ind w:left="4656" w:hanging="360"/>
+        <w:ind w:left="5016" w:hanging="360"/>
       </w:pPr>
       <w:rPr>
         <w:rFonts w:ascii="Courier New" w:hAnsi="Courier New" w:cs="Courier New" w:hint="default"/>
@@ -16253,7 +16171,7 @@
       <w:lvlText w:val=""/>
       <w:lvlJc w:val="left"/>
       <w:pPr>
-        <w:ind w:left="5376" w:hanging="360"/>
+        <w:ind w:left="5736" w:hanging="360"/>
       </w:pPr>
       <w:rPr>
         <w:rFonts w:ascii="Wingdings" w:hAnsi="Wingdings" w:hint="default"/>
@@ -16265,7 +16183,7 @@
       <w:lvlText w:val=""/>
       <w:lvlJc w:val="left"/>
       <w:pPr>
-        <w:ind w:left="6096" w:hanging="360"/>
+        <w:ind w:left="6456" w:hanging="360"/>
       </w:pPr>
       <w:rPr>
         <w:rFonts w:ascii="Symbol" w:hAnsi="Symbol" w:hint="default"/>
@@ -16277,7 +16195,7 @@
       <w:lvlText w:val="o"/>
       <w:lvlJc w:val="left"/>
       <w:pPr>
-        <w:ind w:left="6816" w:hanging="360"/>
+        <w:ind w:left="7176" w:hanging="360"/>
       </w:pPr>
       <w:rPr>
         <w:rFonts w:ascii="Courier New" w:hAnsi="Courier New" w:cs="Courier New" w:hint="default"/>
@@ -16289,7 +16207,7 @@
       <w:lvlText w:val=""/>
       <w:lvlJc w:val="left"/>
       <w:pPr>
-        <w:ind w:left="7536" w:hanging="360"/>
+        <w:ind w:left="7896" w:hanging="360"/>
       </w:pPr>
       <w:rPr>
         <w:rFonts w:ascii="Wingdings" w:hAnsi="Wingdings" w:hint="default"/>
@@ -17721,6 +17639,96 @@
     </w:lvl>
   </w:abstractNum>
   <w:abstractNum w:abstractNumId="16" w15:restartNumberingAfterBreak="0">
+    <w:nsid w:val="2C5F77CC"/>
+    <w:multiLevelType w:val="hybridMultilevel"/>
+    <w:tmpl w:val="70641B88"/>
+    <w:lvl w:ilvl="0" w:tplc="FBA4773C">
+      <w:start w:val="1"/>
+      <w:numFmt w:val="upperLetter"/>
+      <w:lvlText w:val="%1."/>
+      <w:lvlJc w:val="left"/>
+      <w:pPr>
+        <w:ind w:left="1429" w:hanging="360"/>
+      </w:pPr>
+      <w:rPr>
+        <w:b/>
+        <w:bCs/>
+      </w:rPr>
+    </w:lvl>
+    <w:lvl w:ilvl="1" w:tplc="240A0019" w:tentative="1">
+      <w:start w:val="1"/>
+      <w:numFmt w:val="lowerLetter"/>
+      <w:lvlText w:val="%2."/>
+      <w:lvlJc w:val="left"/>
+      <w:pPr>
+        <w:ind w:left="2149" w:hanging="360"/>
+      </w:pPr>
+    </w:lvl>
+    <w:lvl w:ilvl="2" w:tplc="240A001B" w:tentative="1">
+      <w:start w:val="1"/>
+      <w:numFmt w:val="lowerRoman"/>
+      <w:lvlText w:val="%3."/>
+      <w:lvlJc w:val="right"/>
+      <w:pPr>
+        <w:ind w:left="2869" w:hanging="180"/>
+      </w:pPr>
+    </w:lvl>
+    <w:lvl w:ilvl="3" w:tplc="240A000F" w:tentative="1">
+      <w:start w:val="1"/>
+      <w:numFmt w:val="decimal"/>
+      <w:lvlText w:val="%4."/>
+      <w:lvlJc w:val="left"/>
+      <w:pPr>
+        <w:ind w:left="3589" w:hanging="360"/>
+      </w:pPr>
+    </w:lvl>
+    <w:lvl w:ilvl="4" w:tplc="240A0019" w:tentative="1">
+      <w:start w:val="1"/>
+      <w:numFmt w:val="lowerLetter"/>
+      <w:lvlText w:val="%5."/>
+      <w:lvlJc w:val="left"/>
+      <w:pPr>
+        <w:ind w:left="4309" w:hanging="360"/>
+      </w:pPr>
+    </w:lvl>
+    <w:lvl w:ilvl="5" w:tplc="240A001B" w:tentative="1">
+      <w:start w:val="1"/>
+      <w:numFmt w:val="lowerRoman"/>
+      <w:lvlText w:val="%6."/>
+      <w:lvlJc w:val="right"/>
+      <w:pPr>
+        <w:ind w:left="5029" w:hanging="180"/>
+      </w:pPr>
+    </w:lvl>
+    <w:lvl w:ilvl="6" w:tplc="240A000F" w:tentative="1">
+      <w:start w:val="1"/>
+      <w:numFmt w:val="decimal"/>
+      <w:lvlText w:val="%7."/>
+      <w:lvlJc w:val="left"/>
+      <w:pPr>
+        <w:ind w:left="5749" w:hanging="360"/>
+      </w:pPr>
+    </w:lvl>
+    <w:lvl w:ilvl="7" w:tplc="240A0019" w:tentative="1">
+      <w:start w:val="1"/>
+      <w:numFmt w:val="lowerLetter"/>
+      <w:lvlText w:val="%8."/>
+      <w:lvlJc w:val="left"/>
+      <w:pPr>
+        <w:ind w:left="6469" w:hanging="360"/>
+      </w:pPr>
+    </w:lvl>
+    <w:lvl w:ilvl="8" w:tplc="240A001B" w:tentative="1">
+      <w:start w:val="1"/>
+      <w:numFmt w:val="lowerRoman"/>
+      <w:lvlText w:val="%9."/>
+      <w:lvlJc w:val="right"/>
+      <w:pPr>
+        <w:ind w:left="7189" w:hanging="180"/>
+      </w:pPr>
+    </w:lvl>
+  </w:abstractNum>
+  <w:abstractNum w:abstractNumId="17" w15:restartNumberingAfterBreak="0">
     <w:nsid w:val="2DF97053"/>
     <w:multiLevelType w:val="hybridMultilevel"/>
     <w:tmpl w:val="5D06260C"/>
@@ -17833,7 +17841,7 @@
       </w:rPr>
     </w:lvl>
   </w:abstractNum>
-  <w:abstractNum w:abstractNumId="17" w15:restartNumberingAfterBreak="0">
+  <w:abstractNum w:abstractNumId="18" w15:restartNumberingAfterBreak="0">
     <w:nsid w:val="32E66399"/>
     <w:multiLevelType w:val="hybridMultilevel"/>
     <w:tmpl w:val="E48A1F3C"/>
@@ -17946,7 +17954,7 @@
       </w:rPr>
     </w:lvl>
   </w:abstractNum>
-  <w:abstractNum w:abstractNumId="18" w15:restartNumberingAfterBreak="0">
+  <w:abstractNum w:abstractNumId="19" w15:restartNumberingAfterBreak="0">
     <w:nsid w:val="33F15EDC"/>
     <w:multiLevelType w:val="hybridMultilevel"/>
     <w:tmpl w:val="5AD0709C"/>
@@ -18059,7 +18067,7 @@
       </w:rPr>
     </w:lvl>
   </w:abstractNum>
-  <w:abstractNum w:abstractNumId="19" w15:restartNumberingAfterBreak="0">
+  <w:abstractNum w:abstractNumId="20" w15:restartNumberingAfterBreak="0">
     <w:nsid w:val="36714DEF"/>
     <w:multiLevelType w:val="hybridMultilevel"/>
     <w:tmpl w:val="655ACC1C"/>
@@ -18172,7 +18180,7 @@
       </w:rPr>
     </w:lvl>
   </w:abstractNum>
-  <w:abstractNum w:abstractNumId="20" w15:restartNumberingAfterBreak="0">
+  <w:abstractNum w:abstractNumId="21" w15:restartNumberingAfterBreak="0">
     <w:nsid w:val="368E176E"/>
     <w:multiLevelType w:val="hybridMultilevel"/>
     <w:tmpl w:val="BDF054FE"/>
@@ -18266,7 +18274,7 @@
       </w:pPr>
     </w:lvl>
   </w:abstractNum>
-  <w:abstractNum w:abstractNumId="21" w15:restartNumberingAfterBreak="0">
+  <w:abstractNum w:abstractNumId="22" w15:restartNumberingAfterBreak="0">
     <w:nsid w:val="3DDF6562"/>
     <w:multiLevelType w:val="multilevel"/>
     <w:tmpl w:val="6C7AF928"/>
@@ -18387,7 +18395,7 @@
       </w:rPr>
     </w:lvl>
   </w:abstractNum>
-  <w:abstractNum w:abstractNumId="22" w15:restartNumberingAfterBreak="0">
+  <w:abstractNum w:abstractNumId="23" w15:restartNumberingAfterBreak="0">
     <w:nsid w:val="3E336CD6"/>
     <w:multiLevelType w:val="hybridMultilevel"/>
     <w:tmpl w:val="7DDE0DE2"/>
@@ -18477,7 +18485,7 @@
       </w:pPr>
     </w:lvl>
   </w:abstractNum>
-  <w:abstractNum w:abstractNumId="23" w15:restartNumberingAfterBreak="0">
+  <w:abstractNum w:abstractNumId="24" w15:restartNumberingAfterBreak="0">
     <w:nsid w:val="3EEA557F"/>
     <w:multiLevelType w:val="hybridMultilevel"/>
     <w:tmpl w:val="701A25AE"/>
@@ -18590,7 +18598,7 @@
       </w:rPr>
     </w:lvl>
   </w:abstractNum>
-  <w:abstractNum w:abstractNumId="24" w15:restartNumberingAfterBreak="0">
+  <w:abstractNum w:abstractNumId="25" w15:restartNumberingAfterBreak="0">
     <w:nsid w:val="3F956913"/>
     <w:multiLevelType w:val="hybridMultilevel"/>
     <w:tmpl w:val="77E62A3A"/>
@@ -18703,7 +18711,7 @@
       </w:rPr>
     </w:lvl>
   </w:abstractNum>
-  <w:abstractNum w:abstractNumId="25" w15:restartNumberingAfterBreak="0">
+  <w:abstractNum w:abstractNumId="26" w15:restartNumberingAfterBreak="0">
     <w:nsid w:val="408F6C29"/>
     <w:multiLevelType w:val="hybridMultilevel"/>
     <w:tmpl w:val="405A3016"/>
@@ -18816,29 +18824,29 @@
       </w:rPr>
     </w:lvl>
   </w:abstractNum>
-  <w:abstractNum w:abstractNumId="26" w15:restartNumberingAfterBreak="0">
+  <w:abstractNum w:abstractNumId="27" w15:restartNumberingAfterBreak="0">
     <w:nsid w:val="41593D22"/>
     <w:multiLevelType w:val="hybridMultilevel"/>
-    <w:tmpl w:val="6730F93C"/>
+    <w:tmpl w:val="46D269D8"/>
     <w:lvl w:ilvl="0" w:tplc="240A0001">
       <w:start w:val="1"/>
       <w:numFmt w:val="bullet"/>
       <w:lvlText w:val=""/>
       <w:lvlJc w:val="left"/>
       <w:pPr>
-        <w:ind w:left="1429" w:hanging="360"/>
+        <w:ind w:left="1776" w:hanging="360"/>
       </w:pPr>
       <w:rPr>
         <w:rFonts w:ascii="Symbol" w:hAnsi="Symbol" w:hint="default"/>
       </w:rPr>
     </w:lvl>
-    <w:lvl w:ilvl="1" w:tplc="240A0003" w:tentative="1">
+    <w:lvl w:ilvl="1" w:tplc="240A0003">
       <w:start w:val="1"/>
       <w:numFmt w:val="bullet"/>
       <w:lvlText w:val="o"/>
       <w:lvlJc w:val="left"/>
       <w:pPr>
-        <w:ind w:left="2149" w:hanging="360"/>
+        <w:ind w:left="2496" w:hanging="360"/>
       </w:pPr>
       <w:rPr>
         <w:rFonts w:ascii="Courier New" w:hAnsi="Courier New" w:cs="Courier New" w:hint="default"/>
@@ -18850,7 +18858,7 @@
       <w:lvlText w:val=""/>
       <w:lvlJc w:val="left"/>
       <w:pPr>
-        <w:ind w:left="2869" w:hanging="360"/>
+        <w:ind w:left="3216" w:hanging="360"/>
       </w:pPr>
       <w:rPr>
         <w:rFonts w:ascii="Wingdings" w:hAnsi="Wingdings" w:hint="default"/>
@@ -18862,7 +18870,7 @@
       <w:lvlText w:val=""/>
       <w:lvlJc w:val="left"/>
       <w:pPr>
-        <w:ind w:left="3589" w:hanging="360"/>
+        <w:ind w:left="3936" w:hanging="360"/>
       </w:pPr>
       <w:rPr>
         <w:rFonts w:ascii="Symbol" w:hAnsi="Symbol" w:hint="default"/>
@@ -18874,7 +18882,7 @@
       <w:lvlText w:val="o"/>
       <w:lvlJc w:val="left"/>
       <w:pPr>
-        <w:ind w:left="4309" w:hanging="360"/>
+        <w:ind w:left="4656" w:hanging="360"/>
       </w:pPr>
       <w:rPr>
         <w:rFonts w:ascii="Courier New" w:hAnsi="Courier New" w:cs="Courier New" w:hint="default"/>
@@ -18886,7 +18894,7 @@
       <w:lvlText w:val=""/>
       <w:lvlJc w:val="left"/>
       <w:pPr>
-        <w:ind w:left="5029" w:hanging="360"/>
+        <w:ind w:left="5376" w:hanging="360"/>
       </w:pPr>
       <w:rPr>
         <w:rFonts w:ascii="Wingdings" w:hAnsi="Wingdings" w:hint="default"/>
@@ -18898,7 +18906,7 @@
       <w:lvlText w:val=""/>
       <w:lvlJc w:val="left"/>
       <w:pPr>
-        <w:ind w:left="5749" w:hanging="360"/>
+        <w:ind w:left="6096" w:hanging="360"/>
       </w:pPr>
       <w:rPr>
         <w:rFonts w:ascii="Symbol" w:hAnsi="Symbol" w:hint="default"/>
@@ -18910,7 +18918,7 @@
       <w:lvlText w:val="o"/>
       <w:lvlJc w:val="left"/>
       <w:pPr>
-        <w:ind w:left="6469" w:hanging="360"/>
+        <w:ind w:left="6816" w:hanging="360"/>
       </w:pPr>
       <w:rPr>
         <w:rFonts w:ascii="Courier New" w:hAnsi="Courier New" w:cs="Courier New" w:hint="default"/>
@@ -18922,14 +18930,14 @@
       <w:lvlText w:val=""/>
       <w:lvlJc w:val="left"/>
       <w:pPr>
-        <w:ind w:left="7189" w:hanging="360"/>
+        <w:ind w:left="7536" w:hanging="360"/>
       </w:pPr>
       <w:rPr>
         <w:rFonts w:ascii="Wingdings" w:hAnsi="Wingdings" w:hint="default"/>
       </w:rPr>
     </w:lvl>
   </w:abstractNum>
-  <w:abstractNum w:abstractNumId="27" w15:restartNumberingAfterBreak="0">
+  <w:abstractNum w:abstractNumId="28" w15:restartNumberingAfterBreak="0">
     <w:nsid w:val="42493E35"/>
     <w:multiLevelType w:val="hybridMultilevel"/>
     <w:tmpl w:val="A5C26B42"/>
@@ -19042,7 +19050,7 @@
       </w:rPr>
     </w:lvl>
   </w:abstractNum>
-  <w:abstractNum w:abstractNumId="28" w15:restartNumberingAfterBreak="0">
+  <w:abstractNum w:abstractNumId="29" w15:restartNumberingAfterBreak="0">
     <w:nsid w:val="4B2D479E"/>
     <w:multiLevelType w:val="hybridMultilevel"/>
     <w:tmpl w:val="ECB80F38"/>
@@ -19155,7 +19163,7 @@
       </w:rPr>
     </w:lvl>
   </w:abstractNum>
-  <w:abstractNum w:abstractNumId="29" w15:restartNumberingAfterBreak="0">
+  <w:abstractNum w:abstractNumId="30" w15:restartNumberingAfterBreak="0">
     <w:nsid w:val="4B5C49E0"/>
     <w:multiLevelType w:val="hybridMultilevel"/>
     <w:tmpl w:val="F534574C"/>
@@ -19268,7 +19276,7 @@
       </w:rPr>
     </w:lvl>
   </w:abstractNum>
-  <w:abstractNum w:abstractNumId="30" w15:restartNumberingAfterBreak="0">
+  <w:abstractNum w:abstractNumId="31" w15:restartNumberingAfterBreak="0">
     <w:nsid w:val="4BC05431"/>
     <w:multiLevelType w:val="hybridMultilevel"/>
     <w:tmpl w:val="E836F674"/>
@@ -19381,7 +19389,7 @@
       </w:rPr>
     </w:lvl>
   </w:abstractNum>
-  <w:abstractNum w:abstractNumId="31" w15:restartNumberingAfterBreak="0">
+  <w:abstractNum w:abstractNumId="32" w15:restartNumberingAfterBreak="0">
     <w:nsid w:val="4BE71887"/>
     <w:multiLevelType w:val="hybridMultilevel"/>
     <w:tmpl w:val="7DDC0902"/>
@@ -19494,7 +19502,7 @@
       </w:rPr>
     </w:lvl>
   </w:abstractNum>
-  <w:abstractNum w:abstractNumId="32" w15:restartNumberingAfterBreak="0">
+  <w:abstractNum w:abstractNumId="33" w15:restartNumberingAfterBreak="0">
     <w:nsid w:val="4D7C45B8"/>
     <w:multiLevelType w:val="hybridMultilevel"/>
     <w:tmpl w:val="4BB61956"/>
@@ -19607,7 +19615,7 @@
       </w:rPr>
     </w:lvl>
   </w:abstractNum>
-  <w:abstractNum w:abstractNumId="33" w15:restartNumberingAfterBreak="0">
+  <w:abstractNum w:abstractNumId="34" w15:restartNumberingAfterBreak="0">
     <w:nsid w:val="4EBE1EF6"/>
     <w:multiLevelType w:val="hybridMultilevel"/>
     <w:tmpl w:val="AF3C2E24"/>
@@ -19698,7 +19706,7 @@
       </w:pPr>
     </w:lvl>
   </w:abstractNum>
-  <w:abstractNum w:abstractNumId="34" w15:restartNumberingAfterBreak="0">
+  <w:abstractNum w:abstractNumId="35" w15:restartNumberingAfterBreak="0">
     <w:nsid w:val="53D90262"/>
     <w:multiLevelType w:val="hybridMultilevel"/>
     <w:tmpl w:val="166696AC"/>
@@ -19811,7 +19819,7 @@
       </w:rPr>
     </w:lvl>
   </w:abstractNum>
-  <w:abstractNum w:abstractNumId="35" w15:restartNumberingAfterBreak="0">
+  <w:abstractNum w:abstractNumId="36" w15:restartNumberingAfterBreak="0">
     <w:nsid w:val="581A3241"/>
     <w:multiLevelType w:val="hybridMultilevel"/>
     <w:tmpl w:val="67EE7516"/>
@@ -19901,7 +19909,7 @@
       </w:pPr>
     </w:lvl>
   </w:abstractNum>
-  <w:abstractNum w:abstractNumId="36" w15:restartNumberingAfterBreak="0">
+  <w:abstractNum w:abstractNumId="37" w15:restartNumberingAfterBreak="0">
     <w:nsid w:val="585D25FB"/>
     <w:multiLevelType w:val="hybridMultilevel"/>
     <w:tmpl w:val="440E558A"/>
@@ -20014,7 +20022,7 @@
       </w:rPr>
     </w:lvl>
   </w:abstractNum>
-  <w:abstractNum w:abstractNumId="37" w15:restartNumberingAfterBreak="0">
+  <w:abstractNum w:abstractNumId="38" w15:restartNumberingAfterBreak="0">
     <w:nsid w:val="59D63AD8"/>
     <w:multiLevelType w:val="hybridMultilevel"/>
     <w:tmpl w:val="4CF8180C"/>
@@ -20127,7 +20135,7 @@
       </w:rPr>
     </w:lvl>
   </w:abstractNum>
-  <w:abstractNum w:abstractNumId="38" w15:restartNumberingAfterBreak="0">
+  <w:abstractNum w:abstractNumId="39" w15:restartNumberingAfterBreak="0">
     <w:nsid w:val="5B2B49BE"/>
     <w:multiLevelType w:val="hybridMultilevel"/>
     <w:tmpl w:val="86ACFCDE"/>
@@ -20240,7 +20248,7 @@
       </w:rPr>
     </w:lvl>
   </w:abstractNum>
-  <w:abstractNum w:abstractNumId="39" w15:restartNumberingAfterBreak="0">
+  <w:abstractNum w:abstractNumId="40" w15:restartNumberingAfterBreak="0">
     <w:nsid w:val="5BF46838"/>
     <w:multiLevelType w:val="hybridMultilevel"/>
     <w:tmpl w:val="83DC2958"/>
@@ -20353,7 +20361,7 @@
       </w:rPr>
     </w:lvl>
   </w:abstractNum>
-  <w:abstractNum w:abstractNumId="40" w15:restartNumberingAfterBreak="0">
+  <w:abstractNum w:abstractNumId="41" w15:restartNumberingAfterBreak="0">
     <w:nsid w:val="5C2C41DC"/>
     <w:multiLevelType w:val="hybridMultilevel"/>
     <w:tmpl w:val="CB68DD22"/>
@@ -20363,7 +20371,7 @@
       <w:lvlText w:val="o"/>
       <w:lvlJc w:val="left"/>
       <w:pPr>
-        <w:ind w:left="1776" w:hanging="360"/>
+        <w:ind w:left="2136" w:hanging="360"/>
       </w:pPr>
       <w:rPr>
         <w:rFonts w:ascii="Courier New" w:hAnsi="Courier New" w:cs="Courier New" w:hint="default"/>
@@ -20375,7 +20383,7 @@
       <w:lvlText w:val="o"/>
       <w:lvlJc w:val="left"/>
       <w:pPr>
-        <w:ind w:left="2496" w:hanging="360"/>
+        <w:ind w:left="2856" w:hanging="360"/>
       </w:pPr>
       <w:rPr>
         <w:rFonts w:ascii="Courier New" w:hAnsi="Courier New" w:cs="Courier New" w:hint="default"/>
@@ -20387,7 +20395,7 @@
       <w:lvlText w:val=""/>
       <w:lvlJc w:val="left"/>
       <w:pPr>
-        <w:ind w:left="3216" w:hanging="360"/>
+        <w:ind w:left="3576" w:hanging="360"/>
       </w:pPr>
       <w:rPr>
         <w:rFonts w:ascii="Wingdings" w:hAnsi="Wingdings" w:hint="default"/>
@@ -20399,7 +20407,7 @@
       <w:lvlText w:val=""/>
       <w:lvlJc w:val="left"/>
       <w:pPr>
-        <w:ind w:left="3936" w:hanging="360"/>
+        <w:ind w:left="4296" w:hanging="360"/>
       </w:pPr>
       <w:rPr>
         <w:rFonts w:ascii="Symbol" w:hAnsi="Symbol" w:hint="default"/>
@@ -20411,7 +20419,7 @@
       <w:lvlText w:val="o"/>
       <w:lvlJc w:val="left"/>
       <w:pPr>
-        <w:ind w:left="4656" w:hanging="360"/>
+        <w:ind w:left="5016" w:hanging="360"/>
       </w:pPr>
       <w:rPr>
         <w:rFonts w:ascii="Courier New" w:hAnsi="Courier New" w:cs="Courier New" w:hint="default"/>
@@ -20423,7 +20431,7 @@
       <w:lvlText w:val=""/>
       <w:lvlJc w:val="left"/>
       <w:pPr>
-        <w:ind w:left="5376" w:hanging="360"/>
+        <w:ind w:left="5736" w:hanging="360"/>
       </w:pPr>
       <w:rPr>
         <w:rFonts w:ascii="Wingdings" w:hAnsi="Wingdings" w:hint="default"/>
@@ -20435,7 +20443,7 @@
       <w:lvlText w:val=""/>
       <w:lvlJc w:val="left"/>
       <w:pPr>
-        <w:ind w:left="6096" w:hanging="360"/>
+        <w:ind w:left="6456" w:hanging="360"/>
       </w:pPr>
       <w:rPr>
         <w:rFonts w:ascii="Symbol" w:hAnsi="Symbol" w:hint="default"/>
@@ -20447,7 +20455,7 @@
       <w:lvlText w:val="o"/>
       <w:lvlJc w:val="left"/>
       <w:pPr>
-        <w:ind w:left="6816" w:hanging="360"/>
+        <w:ind w:left="7176" w:hanging="360"/>
       </w:pPr>
       <w:rPr>
         <w:rFonts w:ascii="Courier New" w:hAnsi="Courier New" w:cs="Courier New" w:hint="default"/>
@@ -20459,14 +20467,14 @@
       <w:lvlText w:val=""/>
       <w:lvlJc w:val="left"/>
       <w:pPr>
-        <w:ind w:left="7536" w:hanging="360"/>
+        <w:ind w:left="7896" w:hanging="360"/>
       </w:pPr>
       <w:rPr>
         <w:rFonts w:ascii="Wingdings" w:hAnsi="Wingdings" w:hint="default"/>
       </w:rPr>
     </w:lvl>
   </w:abstractNum>
-  <w:abstractNum w:abstractNumId="41" w15:restartNumberingAfterBreak="0">
+  <w:abstractNum w:abstractNumId="42" w15:restartNumberingAfterBreak="0">
     <w:nsid w:val="5D8A3E03"/>
     <w:multiLevelType w:val="hybridMultilevel"/>
     <w:tmpl w:val="69EA9014"/>
@@ -20579,7 +20587,7 @@
       </w:rPr>
     </w:lvl>
   </w:abstractNum>
-  <w:abstractNum w:abstractNumId="42" w15:restartNumberingAfterBreak="0">
+  <w:abstractNum w:abstractNumId="43" w15:restartNumberingAfterBreak="0">
     <w:nsid w:val="61955CCA"/>
     <w:multiLevelType w:val="hybridMultilevel"/>
     <w:tmpl w:val="A61C13F8"/>
@@ -20589,7 +20597,7 @@
       <w:lvlText w:val="o"/>
       <w:lvlJc w:val="left"/>
       <w:pPr>
-        <w:ind w:left="1776" w:hanging="360"/>
+        <w:ind w:left="2136" w:hanging="360"/>
       </w:pPr>
       <w:rPr>
         <w:rFonts w:ascii="Courier New" w:hAnsi="Courier New" w:cs="Courier New" w:hint="default"/>
@@ -20601,7 +20609,7 @@
       <w:lvlText w:val="o"/>
       <w:lvlJc w:val="left"/>
       <w:pPr>
-        <w:ind w:left="2496" w:hanging="360"/>
+        <w:ind w:left="2856" w:hanging="360"/>
       </w:pPr>
       <w:rPr>
         <w:rFonts w:ascii="Courier New" w:hAnsi="Courier New" w:cs="Courier New" w:hint="default"/>
@@ -20613,7 +20621,7 @@
       <w:lvlText w:val=""/>
       <w:lvlJc w:val="left"/>
       <w:pPr>
-        <w:ind w:left="3216" w:hanging="360"/>
+        <w:ind w:left="3576" w:hanging="360"/>
       </w:pPr>
       <w:rPr>
         <w:rFonts w:ascii="Wingdings" w:hAnsi="Wingdings" w:hint="default"/>
@@ -20625,7 +20633,7 @@
       <w:lvlText w:val=""/>
       <w:lvlJc w:val="left"/>
       <w:pPr>
-        <w:ind w:left="3936" w:hanging="360"/>
+        <w:ind w:left="4296" w:hanging="360"/>
       </w:pPr>
       <w:rPr>
         <w:rFonts w:ascii="Symbol" w:hAnsi="Symbol" w:hint="default"/>
@@ -20637,7 +20645,7 @@
       <w:lvlText w:val="o"/>
       <w:lvlJc w:val="left"/>
       <w:pPr>
-        <w:ind w:left="4656" w:hanging="360"/>
+        <w:ind w:left="5016" w:hanging="360"/>
       </w:pPr>
       <w:rPr>
         <w:rFonts w:ascii="Courier New" w:hAnsi="Courier New" w:cs="Courier New" w:hint="default"/>
@@ -20649,7 +20657,7 @@
       <w:lvlText w:val=""/>
       <w:lvlJc w:val="left"/>
       <w:pPr>
-        <w:ind w:left="5376" w:hanging="360"/>
+        <w:ind w:left="5736" w:hanging="360"/>
       </w:pPr>
       <w:rPr>
         <w:rFonts w:ascii="Wingdings" w:hAnsi="Wingdings" w:hint="default"/>
@@ -20661,7 +20669,7 @@
       <w:lvlText w:val=""/>
       <w:lvlJc w:val="left"/>
       <w:pPr>
-        <w:ind w:left="6096" w:hanging="360"/>
+        <w:ind w:left="6456" w:hanging="360"/>
       </w:pPr>
       <w:rPr>
         <w:rFonts w:ascii="Symbol" w:hAnsi="Symbol" w:hint="default"/>
@@ -20673,7 +20681,7 @@
       <w:lvlText w:val="o"/>
       <w:lvlJc w:val="left"/>
       <w:pPr>
-        <w:ind w:left="6816" w:hanging="360"/>
+        <w:ind w:left="7176" w:hanging="360"/>
       </w:pPr>
       <w:rPr>
         <w:rFonts w:ascii="Courier New" w:hAnsi="Courier New" w:cs="Courier New" w:hint="default"/>
@@ -20685,14 +20693,14 @@
       <w:lvlText w:val=""/>
       <w:lvlJc w:val="left"/>
       <w:pPr>
-        <w:ind w:left="7536" w:hanging="360"/>
+        <w:ind w:left="7896" w:hanging="360"/>
       </w:pPr>
       <w:rPr>
         <w:rFonts w:ascii="Wingdings" w:hAnsi="Wingdings" w:hint="default"/>
       </w:rPr>
     </w:lvl>
   </w:abstractNum>
-  <w:abstractNum w:abstractNumId="43" w15:restartNumberingAfterBreak="0">
+  <w:abstractNum w:abstractNumId="44" w15:restartNumberingAfterBreak="0">
     <w:nsid w:val="668F54EA"/>
     <w:multiLevelType w:val="hybridMultilevel"/>
     <w:tmpl w:val="6888B286"/>
@@ -20805,7 +20813,7 @@
       </w:rPr>
     </w:lvl>
   </w:abstractNum>
-  <w:abstractNum w:abstractNumId="44" w15:restartNumberingAfterBreak="0">
+  <w:abstractNum w:abstractNumId="45" w15:restartNumberingAfterBreak="0">
     <w:nsid w:val="674644A6"/>
     <w:multiLevelType w:val="hybridMultilevel"/>
     <w:tmpl w:val="80722D8E"/>
@@ -20918,7 +20926,7 @@
       </w:rPr>
     </w:lvl>
   </w:abstractNum>
-  <w:abstractNum w:abstractNumId="45" w15:restartNumberingAfterBreak="0">
+  <w:abstractNum w:abstractNumId="46" w15:restartNumberingAfterBreak="0">
     <w:nsid w:val="69873665"/>
     <w:multiLevelType w:val="hybridMultilevel"/>
     <w:tmpl w:val="59D6D7EA"/>
@@ -21031,7 +21039,7 @@
       </w:rPr>
     </w:lvl>
   </w:abstractNum>
-  <w:abstractNum w:abstractNumId="46" w15:restartNumberingAfterBreak="0">
+  <w:abstractNum w:abstractNumId="47" w15:restartNumberingAfterBreak="0">
     <w:nsid w:val="6C375360"/>
     <w:multiLevelType w:val="hybridMultilevel"/>
     <w:tmpl w:val="C2C0E372"/>
@@ -21121,7 +21129,7 @@
       </w:pPr>
     </w:lvl>
   </w:abstractNum>
-  <w:abstractNum w:abstractNumId="47" w15:restartNumberingAfterBreak="0">
+  <w:abstractNum w:abstractNumId="48" w15:restartNumberingAfterBreak="0">
     <w:nsid w:val="6D1769EF"/>
     <w:multiLevelType w:val="hybridMultilevel"/>
     <w:tmpl w:val="7700B73E"/>
@@ -21131,7 +21139,7 @@
       <w:lvlText w:val="o"/>
       <w:lvlJc w:val="left"/>
       <w:pPr>
-        <w:ind w:left="1776" w:hanging="360"/>
+        <w:ind w:left="2136" w:hanging="360"/>
       </w:pPr>
       <w:rPr>
         <w:rFonts w:ascii="Courier New" w:hAnsi="Courier New" w:cs="Courier New" w:hint="default"/>
@@ -21143,7 +21151,7 @@
       <w:lvlText w:val="o"/>
       <w:lvlJc w:val="left"/>
       <w:pPr>
-        <w:ind w:left="2496" w:hanging="360"/>
+        <w:ind w:left="2856" w:hanging="360"/>
       </w:pPr>
       <w:rPr>
         <w:rFonts w:ascii="Courier New" w:hAnsi="Courier New" w:cs="Courier New" w:hint="default"/>
@@ -21155,7 +21163,7 @@
       <w:lvlText w:val=""/>
       <w:lvlJc w:val="left"/>
       <w:pPr>
-        <w:ind w:left="3216" w:hanging="360"/>
+        <w:ind w:left="3576" w:hanging="360"/>
       </w:pPr>
       <w:rPr>
         <w:rFonts w:ascii="Wingdings" w:hAnsi="Wingdings" w:hint="default"/>
@@ -21167,7 +21175,7 @@
       <w:lvlText w:val=""/>
       <w:lvlJc w:val="left"/>
       <w:pPr>
-        <w:ind w:left="3936" w:hanging="360"/>
+        <w:ind w:left="4296" w:hanging="360"/>
       </w:pPr>
       <w:rPr>
         <w:rFonts w:ascii="Symbol" w:hAnsi="Symbol" w:hint="default"/>
@@ -21179,7 +21187,7 @@
       <w:lvlText w:val="o"/>
       <w:lvlJc w:val="left"/>
       <w:pPr>
-        <w:ind w:left="4656" w:hanging="360"/>
+        <w:ind w:left="5016" w:hanging="360"/>
       </w:pPr>
       <w:rPr>
         <w:rFonts w:ascii="Courier New" w:hAnsi="Courier New" w:cs="Courier New" w:hint="default"/>
@@ -21191,7 +21199,7 @@
       <w:lvlText w:val=""/>
       <w:lvlJc w:val="left"/>
       <w:pPr>
-        <w:ind w:left="5376" w:hanging="360"/>
+        <w:ind w:left="5736" w:hanging="360"/>
       </w:pPr>
       <w:rPr>
         <w:rFonts w:ascii="Wingdings" w:hAnsi="Wingdings" w:hint="default"/>
@@ -21203,7 +21211,7 @@
       <w:lvlText w:val=""/>
       <w:lvlJc w:val="left"/>
       <w:pPr>
-        <w:ind w:left="6096" w:hanging="360"/>
+        <w:ind w:left="6456" w:hanging="360"/>
       </w:pPr>
       <w:rPr>
         <w:rFonts w:ascii="Symbol" w:hAnsi="Symbol" w:hint="default"/>
@@ -21215,7 +21223,7 @@
       <w:lvlText w:val="o"/>
       <w:lvlJc w:val="left"/>
       <w:pPr>
-        <w:ind w:left="6816" w:hanging="360"/>
+        <w:ind w:left="7176" w:hanging="360"/>
       </w:pPr>
       <w:rPr>
         <w:rFonts w:ascii="Courier New" w:hAnsi="Courier New" w:cs="Courier New" w:hint="default"/>
@@ -21227,14 +21235,14 @@
       <w:lvlText w:val=""/>
       <w:lvlJc w:val="left"/>
       <w:pPr>
-        <w:ind w:left="7536" w:hanging="360"/>
+        <w:ind w:left="7896" w:hanging="360"/>
       </w:pPr>
       <w:rPr>
         <w:rFonts w:ascii="Wingdings" w:hAnsi="Wingdings" w:hint="default"/>
       </w:rPr>
     </w:lvl>
   </w:abstractNum>
-  <w:abstractNum w:abstractNumId="48" w15:restartNumberingAfterBreak="0">
+  <w:abstractNum w:abstractNumId="49" w15:restartNumberingAfterBreak="0">
     <w:nsid w:val="71AD5B3C"/>
     <w:multiLevelType w:val="hybridMultilevel"/>
     <w:tmpl w:val="B9D0FC9C"/>
@@ -21347,7 +21355,7 @@
       </w:rPr>
     </w:lvl>
   </w:abstractNum>
-  <w:abstractNum w:abstractNumId="49" w15:restartNumberingAfterBreak="0">
+  <w:abstractNum w:abstractNumId="50" w15:restartNumberingAfterBreak="0">
     <w:nsid w:val="74CB5A9F"/>
     <w:multiLevelType w:val="hybridMultilevel"/>
     <w:tmpl w:val="4C443F68"/>
@@ -21460,7 +21468,7 @@
       </w:rPr>
     </w:lvl>
   </w:abstractNum>
-  <w:abstractNum w:abstractNumId="50" w15:restartNumberingAfterBreak="0">
+  <w:abstractNum w:abstractNumId="51" w15:restartNumberingAfterBreak="0">
     <w:nsid w:val="78FE0D33"/>
     <w:multiLevelType w:val="hybridMultilevel"/>
     <w:tmpl w:val="2C144F40"/>
@@ -21470,7 +21478,7 @@
       <w:lvlText w:val=""/>
       <w:lvlJc w:val="left"/>
       <w:pPr>
-        <w:ind w:left="1429" w:hanging="360"/>
+        <w:ind w:left="1776" w:hanging="360"/>
       </w:pPr>
       <w:rPr>
         <w:rFonts w:ascii="Symbol" w:hAnsi="Symbol" w:hint="default"/>
@@ -21482,7 +21490,7 @@
       <w:lvlText w:val="o"/>
       <w:lvlJc w:val="left"/>
       <w:pPr>
-        <w:ind w:left="2149" w:hanging="360"/>
+        <w:ind w:left="2496" w:hanging="360"/>
       </w:pPr>
       <w:rPr>
         <w:rFonts w:ascii="Courier New" w:hAnsi="Courier New" w:cs="Courier New" w:hint="default"/>
@@ -21494,7 +21502,7 @@
       <w:lvlText w:val=""/>
       <w:lvlJc w:val="left"/>
       <w:pPr>
-        <w:ind w:left="2869" w:hanging="360"/>
+        <w:ind w:left="3216" w:hanging="360"/>
       </w:pPr>
       <w:rPr>
         <w:rFonts w:ascii="Wingdings" w:hAnsi="Wingdings" w:hint="default"/>
@@ -21506,7 +21514,7 @@
       <w:lvlText w:val=""/>
       <w:lvlJc w:val="left"/>
       <w:pPr>
-        <w:ind w:left="3589" w:hanging="360"/>
+        <w:ind w:left="3936" w:hanging="360"/>
       </w:pPr>
       <w:rPr>
         <w:rFonts w:ascii="Symbol" w:hAnsi="Symbol" w:hint="default"/>
@@ -21518,7 +21526,7 @@
       <w:lvlText w:val="o"/>
       <w:lvlJc w:val="left"/>
       <w:pPr>
-        <w:ind w:left="4309" w:hanging="360"/>
+        <w:ind w:left="4656" w:hanging="360"/>
       </w:pPr>
       <w:rPr>
         <w:rFonts w:ascii="Courier New" w:hAnsi="Courier New" w:cs="Courier New" w:hint="default"/>
@@ -21530,7 +21538,7 @@
       <w:lvlText w:val=""/>
       <w:lvlJc w:val="left"/>
       <w:pPr>
-        <w:ind w:left="5029" w:hanging="360"/>
+        <w:ind w:left="5376" w:hanging="360"/>
       </w:pPr>
       <w:rPr>
         <w:rFonts w:ascii="Wingdings" w:hAnsi="Wingdings" w:hint="default"/>
@@ -21542,7 +21550,7 @@
       <w:lvlText w:val=""/>
       <w:lvlJc w:val="left"/>
       <w:pPr>
-        <w:ind w:left="5749" w:hanging="360"/>
+        <w:ind w:left="6096" w:hanging="360"/>
       </w:pPr>
       <w:rPr>
         <w:rFonts w:ascii="Symbol" w:hAnsi="Symbol" w:hint="default"/>
@@ -21554,7 +21562,7 @@
       <w:lvlText w:val="o"/>
       <w:lvlJc w:val="left"/>
       <w:pPr>
-        <w:ind w:left="6469" w:hanging="360"/>
+        <w:ind w:left="6816" w:hanging="360"/>
       </w:pPr>
       <w:rPr>
         <w:rFonts w:ascii="Courier New" w:hAnsi="Courier New" w:cs="Courier New" w:hint="default"/>
@@ -21566,14 +21574,14 @@
       <w:lvlText w:val=""/>
       <w:lvlJc w:val="left"/>
       <w:pPr>
-        <w:ind w:left="7189" w:hanging="360"/>
+        <w:ind w:left="7536" w:hanging="360"/>
       </w:pPr>
       <w:rPr>
         <w:rFonts w:ascii="Wingdings" w:hAnsi="Wingdings" w:hint="default"/>
       </w:rPr>
     </w:lvl>
   </w:abstractNum>
-  <w:abstractNum w:abstractNumId="51" w15:restartNumberingAfterBreak="0">
+  <w:abstractNum w:abstractNumId="52" w15:restartNumberingAfterBreak="0">
     <w:nsid w:val="7BB23C33"/>
     <w:multiLevelType w:val="hybridMultilevel"/>
     <w:tmpl w:val="4254011E"/>
@@ -21686,7 +21694,7 @@
       </w:rPr>
     </w:lvl>
   </w:abstractNum>
-  <w:abstractNum w:abstractNumId="52" w15:restartNumberingAfterBreak="0">
+  <w:abstractNum w:abstractNumId="53" w15:restartNumberingAfterBreak="0">
     <w:nsid w:val="7C163487"/>
     <w:multiLevelType w:val="hybridMultilevel"/>
     <w:tmpl w:val="417EF4DA"/>
@@ -21776,7 +21784,7 @@
       </w:pPr>
     </w:lvl>
   </w:abstractNum>
-  <w:abstractNum w:abstractNumId="53" w15:restartNumberingAfterBreak="0">
+  <w:abstractNum w:abstractNumId="54" w15:restartNumberingAfterBreak="0">
     <w:nsid w:val="7E1D62DE"/>
     <w:multiLevelType w:val="hybridMultilevel"/>
     <w:tmpl w:val="6268B3DC"/>
@@ -21896,13 +21904,13 @@
     <w:abstractNumId w:val="14"/>
   </w:num>
   <w:num w:numId="3">
-    <w:abstractNumId w:val="33"/>
+    <w:abstractNumId w:val="34"/>
   </w:num>
   <w:num w:numId="4">
-    <w:abstractNumId w:val="20"/>
+    <w:abstractNumId w:val="21"/>
   </w:num>
   <w:num w:numId="5">
-    <w:abstractNumId w:val="21"/>
+    <w:abstractNumId w:val="22"/>
   </w:num>
   <w:num w:numId="6">
     <w:abstractNumId w:val="1"/>
@@ -21914,49 +21922,49 @@
     <w:abstractNumId w:val="11"/>
   </w:num>
   <w:num w:numId="9">
-    <w:abstractNumId w:val="16"/>
+    <w:abstractNumId w:val="17"/>
   </w:num>
   <w:num w:numId="10">
     <w:abstractNumId w:val="13"/>
   </w:num>
   <w:num w:numId="11">
-    <w:abstractNumId w:val="24"/>
+    <w:abstractNumId w:val="25"/>
   </w:num>
   <w:num w:numId="12">
-    <w:abstractNumId w:val="19"/>
+    <w:abstractNumId w:val="20"/>
   </w:num>
   <w:num w:numId="13">
-    <w:abstractNumId w:val="29"/>
+    <w:abstractNumId w:val="30"/>
   </w:num>
   <w:num w:numId="14">
     <w:abstractNumId w:val="6"/>
   </w:num>
   <w:num w:numId="15">
-    <w:abstractNumId w:val="28"/>
+    <w:abstractNumId w:val="29"/>
   </w:num>
   <w:num w:numId="16">
+    <w:abstractNumId w:val="19"/>
+  </w:num>
+  <w:num w:numId="17">
     <w:abstractNumId w:val="18"/>
   </w:num>
-  <w:num w:numId="17">
-    <w:abstractNumId w:val="17"/>
-  </w:num>
   <w:num w:numId="18">
-    <w:abstractNumId w:val="42"/>
+    <w:abstractNumId w:val="43"/>
   </w:num>
   <w:num w:numId="19">
-    <w:abstractNumId w:val="26"/>
+    <w:abstractNumId w:val="27"/>
   </w:num>
   <w:num w:numId="20">
-    <w:abstractNumId w:val="40"/>
+    <w:abstractNumId w:val="41"/>
   </w:num>
   <w:num w:numId="21">
-    <w:abstractNumId w:val="38"/>
+    <w:abstractNumId w:val="39"/>
   </w:num>
   <w:num w:numId="22">
-    <w:abstractNumId w:val="47"/>
+    <w:abstractNumId w:val="48"/>
   </w:num>
   <w:num w:numId="23">
-    <w:abstractNumId w:val="50"/>
+    <w:abstractNumId w:val="51"/>
   </w:num>
   <w:num w:numId="24">
     <w:abstractNumId w:val="2"/>
@@ -21965,64 +21973,64 @@
     <w:abstractNumId w:val="12"/>
   </w:num>
   <w:num w:numId="26">
-    <w:abstractNumId w:val="23"/>
+    <w:abstractNumId w:val="24"/>
   </w:num>
   <w:num w:numId="27">
-    <w:abstractNumId w:val="25"/>
+    <w:abstractNumId w:val="26"/>
   </w:num>
   <w:num w:numId="28">
-    <w:abstractNumId w:val="49"/>
+    <w:abstractNumId w:val="50"/>
   </w:num>
   <w:num w:numId="29">
-    <w:abstractNumId w:val="45"/>
+    <w:abstractNumId w:val="46"/>
   </w:num>
   <w:num w:numId="30">
-    <w:abstractNumId w:val="43"/>
+    <w:abstractNumId w:val="44"/>
   </w:num>
   <w:num w:numId="31">
-    <w:abstractNumId w:val="31"/>
+    <w:abstractNumId w:val="32"/>
   </w:num>
   <w:num w:numId="32">
     <w:abstractNumId w:val="15"/>
   </w:num>
   <w:num w:numId="33">
-    <w:abstractNumId w:val="34"/>
+    <w:abstractNumId w:val="35"/>
   </w:num>
   <w:num w:numId="34">
-    <w:abstractNumId w:val="36"/>
+    <w:abstractNumId w:val="37"/>
   </w:num>
   <w:num w:numId="35">
-    <w:abstractNumId w:val="53"/>
+    <w:abstractNumId w:val="54"/>
   </w:num>
   <w:num w:numId="36">
     <w:abstractNumId w:val="9"/>
   </w:num>
   <w:num w:numId="37">
-    <w:abstractNumId w:val="44"/>
+    <w:abstractNumId w:val="45"/>
   </w:num>
   <w:num w:numId="38">
-    <w:abstractNumId w:val="46"/>
+    <w:abstractNumId w:val="47"/>
   </w:num>
   <w:num w:numId="39">
     <w:abstractNumId w:val="7"/>
   </w:num>
   <w:num w:numId="40">
-    <w:abstractNumId w:val="22"/>
+    <w:abstractNumId w:val="23"/>
   </w:num>
   <w:num w:numId="41">
-    <w:abstractNumId w:val="32"/>
+    <w:abstractNumId w:val="33"/>
   </w:num>
   <w:num w:numId="42">
-    <w:abstractNumId w:val="48"/>
+    <w:abstractNumId w:val="49"/>
   </w:num>
   <w:num w:numId="43">
     <w:abstractNumId w:val="4"/>
   </w:num>
   <w:num w:numId="44">
-    <w:abstractNumId w:val="39"/>
+    <w:abstractNumId w:val="40"/>
   </w:num>
   <w:num w:numId="45">
-    <w:abstractNumId w:val="35"/>
+    <w:abstractNumId w:val="36"/>
   </w:num>
   <w:num w:numId="46">
     <w:abstractNumId w:val="3"/>
@@ -22031,25 +22039,28 @@
     <w:abstractNumId w:val="8"/>
   </w:num>
   <w:num w:numId="48">
-    <w:abstractNumId w:val="27"/>
+    <w:abstractNumId w:val="28"/>
   </w:num>
   <w:num w:numId="49">
-    <w:abstractNumId w:val="30"/>
+    <w:abstractNumId w:val="31"/>
   </w:num>
   <w:num w:numId="50">
-    <w:abstractNumId w:val="41"/>
+    <w:abstractNumId w:val="42"/>
   </w:num>
   <w:num w:numId="51">
-    <w:abstractNumId w:val="37"/>
+    <w:abstractNumId w:val="38"/>
   </w:num>
   <w:num w:numId="52">
-    <w:abstractNumId w:val="51"/>
+    <w:abstractNumId w:val="52"/>
   </w:num>
   <w:num w:numId="53">
     <w:abstractNumId w:val="5"/>
   </w:num>
   <w:num w:numId="54">
-    <w:abstractNumId w:val="52"/>
+    <w:abstractNumId w:val="53"/>
+  </w:num>
+  <w:num w:numId="55">
+    <w:abstractNumId w:val="16"/>
   </w:num>
   <w:numIdMacAtCleanup w:val="47"/>
 </w:numbering>
@@ -23881,19 +23892,6 @@
 </file>
 
 <file path=customXml/item1.xml><?xml version="1.0" encoding="utf-8"?>
-<?mso-contentType ?>
-<FormTemplates xmlns="http://schemas.microsoft.com/sharepoint/v3/contenttype/forms">
-  <Display>DocumentLibraryForm</Display>
-  <Edit>DocumentLibraryForm</Edit>
-  <New>DocumentLibraryForm</New>
-</FormTemplates>
-</file>
-
-<file path=customXml/item2.xml><?xml version="1.0" encoding="utf-8"?>
-<b:Sources xmlns:b="http://schemas.openxmlformats.org/officeDocument/2006/bibliography" xmlns="http://schemas.openxmlformats.org/officeDocument/2006/bibliography" SelectedStyle="\APASixthEditionOfficeOnline.xsl" StyleName="APA" Version="6"/>
-</file>
-
-<file path=customXml/item3.xml><?xml version="1.0" encoding="utf-8"?>
 <ct:contentTypeSchema xmlns:ct="http://schemas.microsoft.com/office/2006/metadata/contentType" xmlns:ma="http://schemas.microsoft.com/office/2006/metadata/properties/metaAttributes" ct:_="" ma:_="" ma:contentTypeName="Documento" ma:contentTypeID="0x0101006A81D6BD42E8DF4C91013959704817E1" ma:contentTypeVersion="15" ma:contentTypeDescription="Crear nuevo documento." ma:contentTypeScope="" ma:versionID="bf4f72ffd194f0963ff564daca6869f7">
   <xsd:schema xmlns:xsd="http://www.w3.org/2001/XMLSchema" xmlns:xs="http://www.w3.org/2001/XMLSchema" xmlns:p="http://schemas.microsoft.com/office/2006/metadata/properties" xmlns:ns2="13c90a0b-73bc-4dc0-be5f-28d77b615beb" xmlns:ns3="13c93bba-48ce-428c-bfe5-88b42c19b028" targetNamespace="http://schemas.microsoft.com/office/2006/metadata/properties" ma:root="true" ma:fieldsID="8718d6f4873a5b1392a45044efa78385" ns2:_="" ns3:_="">
     <xsd:import namespace="13c90a0b-73bc-4dc0-be5f-28d77b615beb"/>
@@ -24128,7 +24126,7 @@
 </ct:contentTypeSchema>
 </file>
 
-<file path=customXml/item4.xml><?xml version="1.0" encoding="utf-8"?>
+<file path=customXml/item2.xml><?xml version="1.0" encoding="utf-8"?>
 <p:properties xmlns:p="http://schemas.microsoft.com/office/2006/metadata/properties" xmlns:xsi="http://www.w3.org/2001/XMLSchema-instance" xmlns:pc="http://schemas.microsoft.com/office/infopath/2007/PartnerControls">
   <documentManagement>
     <TaxCatchAll xmlns="13c90a0b-73bc-4dc0-be5f-28d77b615beb" xsi:nil="true"/>
@@ -24139,23 +24137,20 @@
 </p:properties>
 </file>
 
-<file path=customXml/itemProps1.xml><?xml version="1.0" encoding="utf-8"?>
-<ds:datastoreItem xmlns:ds="http://schemas.openxmlformats.org/officeDocument/2006/customXml" ds:itemID="{10663269-2064-4804-8290-36D4A57F5557}">
-  <ds:schemaRefs>
-    <ds:schemaRef ds:uri="http://schemas.microsoft.com/sharepoint/v3/contenttype/forms"/>
-  </ds:schemaRefs>
-</ds:datastoreItem>
+<file path=customXml/item3.xml><?xml version="1.0" encoding="utf-8"?>
+<?mso-contentType ?>
+<FormTemplates xmlns="http://schemas.microsoft.com/sharepoint/v3/contenttype/forms">
+  <Display>DocumentLibraryForm</Display>
+  <Edit>DocumentLibraryForm</Edit>
+  <New>DocumentLibraryForm</New>
+</FormTemplates>
 </file>
 
-<file path=customXml/itemProps2.xml><?xml version="1.0" encoding="utf-8"?>
-<ds:datastoreItem xmlns:ds="http://schemas.openxmlformats.org/officeDocument/2006/customXml" ds:itemID="{EAE431FD-7059-4C09-804B-C9D69EB7B213}">
-  <ds:schemaRefs>
-    <ds:schemaRef ds:uri="http://schemas.openxmlformats.org/officeDocument/2006/bibliography"/>
-  </ds:schemaRefs>
-</ds:datastoreItem>
+<file path=customXml/item4.xml><?xml version="1.0" encoding="utf-8"?>
+<b:Sources xmlns:b="http://schemas.openxmlformats.org/officeDocument/2006/bibliography" xmlns="http://schemas.openxmlformats.org/officeDocument/2006/bibliography" SelectedStyle="\APASixthEditionOfficeOnline.xsl" StyleName="APA" Version="6"/>
 </file>
 
-<file path=customXml/itemProps3.xml><?xml version="1.0" encoding="utf-8"?>
+<file path=customXml/itemProps1.xml><?xml version="1.0" encoding="utf-8"?>
 <ds:datastoreItem xmlns:ds="http://schemas.openxmlformats.org/officeDocument/2006/customXml" ds:itemID="{59065960-E0CA-4804-83B5-320CBCDCC160}">
   <ds:schemaRefs>
     <ds:schemaRef ds:uri="http://schemas.microsoft.com/office/2006/metadata/contentType"/>
@@ -24174,7 +24169,7 @@
 </ds:datastoreItem>
 </file>
 
-<file path=customXml/itemProps4.xml><?xml version="1.0" encoding="utf-8"?>
+<file path=customXml/itemProps2.xml><?xml version="1.0" encoding="utf-8"?>
 <ds:datastoreItem xmlns:ds="http://schemas.openxmlformats.org/officeDocument/2006/customXml" ds:itemID="{1279454D-02BE-4A9C-A117-DCD1573E2608}">
   <ds:schemaRefs>
     <ds:schemaRef ds:uri="http://schemas.microsoft.com/office/2006/metadata/properties"/>
@@ -24183,4 +24178,20 @@
     <ds:schemaRef ds:uri="13c93bba-48ce-428c-bfe5-88b42c19b028"/>
   </ds:schemaRefs>
 </ds:datastoreItem>
+</file>
+
+<file path=customXml/itemProps3.xml><?xml version="1.0" encoding="utf-8"?>
+<ds:datastoreItem xmlns:ds="http://schemas.openxmlformats.org/officeDocument/2006/customXml" ds:itemID="{10663269-2064-4804-8290-36D4A57F5557}">
+  <ds:schemaRefs>
+    <ds:schemaRef ds:uri="http://schemas.microsoft.com/sharepoint/v3/contenttype/forms"/>
+  </ds:schemaRefs>
+</ds:datastoreItem>
+</file>
+
+<file path=customXml/itemProps4.xml><?xml version="1.0" encoding="utf-8"?>
+<ds:datastoreItem xmlns:ds="http://schemas.openxmlformats.org/officeDocument/2006/customXml" ds:itemID="{EAE431FD-7059-4C09-804B-C9D69EB7B213}">
+  <ds:schemaRefs>
+    <ds:schemaRef ds:uri="http://schemas.openxmlformats.org/officeDocument/2006/bibliography"/>
+  </ds:schemaRefs>
+</ds:datastoreItem>
 </file>